--- a/manual_tecnico_mesero.docx
+++ b/manual_tecnico_mesero.docx
@@ -87,23 +87,7 @@
           <w:lang w:val="es-BO"/>
         </w:rPr>
         <w:br/>
-        <w:t xml:space="preserve">Fecha: </w:t>
-      </w:r>
-      <w:proofErr w:type="gramStart"/>
-      <w:r>
-        <w:rPr>
-          <w:sz w:val="24"/>
-          <w:lang w:val="es-BO"/>
-        </w:rPr>
-        <w:t>Agosto</w:t>
-      </w:r>
-      <w:proofErr w:type="gramEnd"/>
-      <w:r>
-        <w:rPr>
-          <w:sz w:val="24"/>
-          <w:lang w:val="es-BO"/>
-        </w:rPr>
-        <w:t xml:space="preserve"> 2026</w:t>
+        <w:t>Fecha: Agosto 2026</w:t>
       </w:r>
       <w:r>
         <w:rPr>
@@ -605,7 +589,7 @@
             <w:noProof/>
             <w:webHidden/>
           </w:rPr>
-          <w:t>3</w:t>
+          <w:t>4</w:t>
         </w:r>
         <w:r>
           <w:rPr>
@@ -677,7 +661,7 @@
             <w:noProof/>
             <w:webHidden/>
           </w:rPr>
-          <w:t>3</w:t>
+          <w:t>4</w:t>
         </w:r>
         <w:r>
           <w:rPr>
@@ -966,7 +950,7 @@
             <w:noProof/>
             <w:webHidden/>
           </w:rPr>
-          <w:t>4</w:t>
+          <w:t>5</w:t>
         </w:r>
         <w:r>
           <w:rPr>
@@ -1038,7 +1022,7 @@
             <w:noProof/>
             <w:webHidden/>
           </w:rPr>
-          <w:t>4</w:t>
+          <w:t>5</w:t>
         </w:r>
         <w:r>
           <w:rPr>
@@ -1258,7 +1242,7 @@
             <w:noProof/>
             <w:webHidden/>
           </w:rPr>
-          <w:t>5</w:t>
+          <w:t>6</w:t>
         </w:r>
         <w:r>
           <w:rPr>
@@ -1330,7 +1314,7 @@
             <w:noProof/>
             <w:webHidden/>
           </w:rPr>
-          <w:t>5</w:t>
+          <w:t>6</w:t>
         </w:r>
         <w:r>
           <w:rPr>
@@ -1476,7 +1460,7 @@
             <w:noProof/>
             <w:webHidden/>
           </w:rPr>
-          <w:t>6</w:t>
+          <w:t>7</w:t>
         </w:r>
         <w:r>
           <w:rPr>
@@ -1550,7 +1534,7 @@
             <w:noProof/>
             <w:webHidden/>
           </w:rPr>
-          <w:t>6</w:t>
+          <w:t>7</w:t>
         </w:r>
         <w:r>
           <w:rPr>
@@ -1624,7 +1608,7 @@
             <w:noProof/>
             <w:webHidden/>
           </w:rPr>
-          <w:t>7</w:t>
+          <w:t>8</w:t>
         </w:r>
         <w:r>
           <w:rPr>
@@ -2127,7 +2111,7 @@
           <w:p>
             <w:pPr>
               <w:rPr>
-                <w:rFonts w:cs="Courier New"/>
+                <w:rFonts w:cs="Courier New" w:hint="eastAsia"/>
               </w:rPr>
             </w:pPr>
             <w:r>
@@ -2190,6 +2174,7 @@
     <w:p>
       <w:pPr>
         <w:rPr>
+          <w:rFonts w:hint="eastAsia"/>
           <w:lang w:val="es-BO"/>
         </w:rPr>
       </w:pPr>
@@ -2197,6 +2182,7 @@
     <w:p>
       <w:pPr>
         <w:rPr>
+          <w:rFonts w:hint="eastAsia"/>
           <w:lang w:val="es-BO"/>
         </w:rPr>
       </w:pPr>
@@ -2912,7 +2898,6 @@
         <w:t xml:space="preserve">.1 </w:t>
       </w:r>
       <w:proofErr w:type="spellStart"/>
-      <w:proofErr w:type="gramStart"/>
       <w:r>
         <w:rPr>
           <w:lang w:val="es-BO"/>
@@ -2921,7 +2906,6 @@
       </w:r>
       <w:bookmarkEnd w:id="9"/>
       <w:proofErr w:type="spellEnd"/>
-      <w:proofErr w:type="gramEnd"/>
     </w:p>
     <w:p>
       <w:pPr>
@@ -3200,10 +3184,34 @@
         </w:tc>
       </w:tr>
     </w:tbl>
-    <w:p/>
-    <w:p/>
-    <w:p/>
-    <w:p/>
+    <w:p>
+      <w:pPr>
+        <w:rPr>
+          <w:rFonts w:hint="eastAsia"/>
+        </w:rPr>
+      </w:pPr>
+    </w:p>
+    <w:p>
+      <w:pPr>
+        <w:rPr>
+          <w:rFonts w:hint="eastAsia"/>
+        </w:rPr>
+      </w:pPr>
+    </w:p>
+    <w:p>
+      <w:pPr>
+        <w:rPr>
+          <w:rFonts w:hint="eastAsia"/>
+        </w:rPr>
+      </w:pPr>
+    </w:p>
+    <w:p>
+      <w:pPr>
+        <w:rPr>
+          <w:rFonts w:hint="eastAsia"/>
+        </w:rPr>
+      </w:pPr>
+    </w:p>
     <w:p>
       <w:pPr>
         <w:rPr>
@@ -3237,18 +3245,10 @@
         <w:rPr>
           <w:lang w:val="es-BO"/>
         </w:rPr>
-        <w:t>serbot-</w:t>
-      </w:r>
-      <w:proofErr w:type="gramStart"/>
-      <w:r>
-        <w:rPr>
-          <w:lang w:val="es-BO"/>
-        </w:rPr>
-        <w:t>interfaz.service</w:t>
+        <w:t>serbot-interfaz.service</w:t>
       </w:r>
       <w:bookmarkEnd w:id="10"/>
       <w:proofErr w:type="spellEnd"/>
-      <w:proofErr w:type="gramEnd"/>
     </w:p>
     <w:p>
       <w:pPr>
@@ -3508,10 +3508,7 @@
             </w:r>
             <w:proofErr w:type="spellEnd"/>
             <w:r>
-              <w:t xml:space="preserve"> </w:t>
-            </w:r>
-            <w:r>
-              <w:t>4</w:t>
+              <w:t xml:space="preserve"> 4</w:t>
             </w:r>
           </w:p>
         </w:tc>
@@ -3574,17 +3571,9 @@
         <w:rPr>
           <w:lang w:val="es-BO"/>
         </w:rPr>
-        <w:t>.3 mini_app_qr_v</w:t>
-      </w:r>
-      <w:proofErr w:type="gramStart"/>
-      <w:r>
-        <w:rPr>
-          <w:lang w:val="es-BO"/>
-        </w:rPr>
-        <w:t>1.service</w:t>
+        <w:t>.3 mini_app_qr_v1.service</w:t>
       </w:r>
       <w:bookmarkEnd w:id="11"/>
-      <w:proofErr w:type="gramEnd"/>
     </w:p>
     <w:p>
       <w:pPr>
@@ -3923,18 +3912,10 @@
         <w:rPr>
           <w:lang w:val="es-BO"/>
         </w:rPr>
-        <w:t>voice_</w:t>
-      </w:r>
-      <w:proofErr w:type="gramStart"/>
-      <w:r>
-        <w:rPr>
-          <w:lang w:val="es-BO"/>
-        </w:rPr>
-        <w:t>clone.service</w:t>
+        <w:t>voice_clone.service</w:t>
       </w:r>
       <w:bookmarkEnd w:id="12"/>
       <w:proofErr w:type="spellEnd"/>
-      <w:proofErr w:type="gramEnd"/>
     </w:p>
     <w:p>
       <w:pPr>
@@ -4379,7 +4360,6 @@
               </w:rPr>
             </w:pPr>
             <w:proofErr w:type="spellStart"/>
-            <w:proofErr w:type="gramStart"/>
             <w:r>
               <w:rPr>
                 <w:rStyle w:val="CdigoHTML"/>
@@ -4388,7 +4368,6 @@
               <w:t>botcamera.service</w:t>
             </w:r>
             <w:proofErr w:type="spellEnd"/>
-            <w:proofErr w:type="gramEnd"/>
           </w:p>
         </w:tc>
         <w:tc>
@@ -4451,18 +4430,9 @@
                 <w:rStyle w:val="CdigoHTML"/>
                 <w:rFonts w:eastAsiaTheme="minorEastAsia"/>
               </w:rPr>
-              <w:t>serbot-</w:t>
-            </w:r>
-            <w:proofErr w:type="gramStart"/>
-            <w:r>
-              <w:rPr>
-                <w:rStyle w:val="CdigoHTML"/>
-                <w:rFonts w:eastAsiaTheme="minorEastAsia"/>
-              </w:rPr>
-              <w:t>interfaz.service</w:t>
+              <w:t>serbot-interfaz.service</w:t>
             </w:r>
             <w:proofErr w:type="spellEnd"/>
-            <w:proofErr w:type="gramEnd"/>
           </w:p>
         </w:tc>
         <w:tc>
@@ -4524,17 +4494,8 @@
                 <w:rStyle w:val="CdigoHTML"/>
                 <w:rFonts w:eastAsiaTheme="minorEastAsia"/>
               </w:rPr>
-              <w:t>mini_app_qr_v</w:t>
-            </w:r>
-            <w:proofErr w:type="gramStart"/>
-            <w:r>
-              <w:rPr>
-                <w:rStyle w:val="CdigoHTML"/>
-                <w:rFonts w:eastAsiaTheme="minorEastAsia"/>
-              </w:rPr>
-              <w:t>1.service</w:t>
-            </w:r>
-            <w:proofErr w:type="gramEnd"/>
+              <w:t>mini_app_qr_v1.service</w:t>
+            </w:r>
           </w:p>
         </w:tc>
         <w:tc>
@@ -4602,18 +4563,9 @@
                 <w:rStyle w:val="CdigoHTML"/>
                 <w:rFonts w:eastAsiaTheme="minorEastAsia"/>
               </w:rPr>
-              <w:t>voice_</w:t>
-            </w:r>
-            <w:proofErr w:type="gramStart"/>
-            <w:r>
-              <w:rPr>
-                <w:rStyle w:val="CdigoHTML"/>
-                <w:rFonts w:eastAsiaTheme="minorEastAsia"/>
-              </w:rPr>
-              <w:t>clone.service</w:t>
+              <w:t>voice_clone.service</w:t>
             </w:r>
             <w:proofErr w:type="spellEnd"/>
-            <w:proofErr w:type="gramEnd"/>
           </w:p>
         </w:tc>
         <w:tc>
@@ -4769,7 +4721,6 @@
         <w:t xml:space="preserve"> status </w:t>
       </w:r>
       <w:proofErr w:type="spellStart"/>
-      <w:proofErr w:type="gramStart"/>
       <w:r>
         <w:rPr>
           <w:rStyle w:val="CdigoHTML"/>
@@ -4777,7 +4728,6 @@
         <w:t>botcamera.service</w:t>
       </w:r>
       <w:proofErr w:type="spellEnd"/>
-      <w:proofErr w:type="gramEnd"/>
     </w:p>
     <w:p>
       <w:pPr>
@@ -4819,17 +4769,9 @@
         <w:rPr>
           <w:rStyle w:val="CdigoHTML"/>
         </w:rPr>
-        <w:t>serbot-</w:t>
-      </w:r>
-      <w:proofErr w:type="gramStart"/>
-      <w:r>
-        <w:rPr>
-          <w:rStyle w:val="CdigoHTML"/>
-        </w:rPr>
-        <w:t>interfaz.service</w:t>
+        <w:t>serbot-interfaz.service</w:t>
       </w:r>
       <w:proofErr w:type="spellEnd"/>
-      <w:proofErr w:type="gramEnd"/>
     </w:p>
     <w:p>
       <w:pPr>
@@ -4928,7 +4870,6 @@
         <w:t xml:space="preserve"> </w:t>
       </w:r>
       <w:proofErr w:type="spellStart"/>
-      <w:proofErr w:type="gramStart"/>
       <w:r>
         <w:rPr>
           <w:rStyle w:val="CdigoHTML"/>
@@ -4937,7 +4878,6 @@
         <w:t>botcamera.service</w:t>
       </w:r>
       <w:proofErr w:type="spellEnd"/>
-      <w:proofErr w:type="gramEnd"/>
     </w:p>
     <w:p>
       <w:pPr>
@@ -4985,7 +4925,6 @@
         <w:t xml:space="preserve"> status </w:t>
       </w:r>
       <w:proofErr w:type="spellStart"/>
-      <w:proofErr w:type="gramStart"/>
       <w:r>
         <w:rPr>
           <w:rStyle w:val="CdigoHTML"/>
@@ -4994,7 +4933,6 @@
         <w:t>botcamera.service</w:t>
       </w:r>
       <w:proofErr w:type="spellEnd"/>
-      <w:proofErr w:type="gramEnd"/>
     </w:p>
     <w:p>
       <w:pPr>
@@ -5090,16 +5028,8 @@
         <w:rPr>
           <w:rStyle w:val="CdigoHTML"/>
         </w:rPr>
-        <w:t xml:space="preserve"> --user status mini_app_qr_v</w:t>
+        <w:t xml:space="preserve"> --user status mini_app_qr_v1.service</w:t>
       </w:r>
-      <w:proofErr w:type="gramStart"/>
-      <w:r>
-        <w:rPr>
-          <w:rStyle w:val="CdigoHTML"/>
-        </w:rPr>
-        <w:t>1.service</w:t>
-      </w:r>
-      <w:proofErr w:type="gramEnd"/>
     </w:p>
     <w:p>
       <w:pPr>
@@ -5134,16 +5064,8 @@
         <w:rPr>
           <w:rStyle w:val="CdigoHTML"/>
         </w:rPr>
-        <w:t xml:space="preserve"> --user restart mini_app_qr_v</w:t>
+        <w:t xml:space="preserve"> --user restart mini_app_qr_v1.service</w:t>
       </w:r>
-      <w:proofErr w:type="gramStart"/>
-      <w:r>
-        <w:rPr>
-          <w:rStyle w:val="CdigoHTML"/>
-        </w:rPr>
-        <w:t>1.service</w:t>
-      </w:r>
-      <w:proofErr w:type="gramEnd"/>
     </w:p>
     <w:p>
       <w:pPr>
@@ -5197,23 +5119,7 @@
           <w:rStyle w:val="CdigoHTML"/>
           <w:lang w:val="es-BO"/>
         </w:rPr>
-        <w:t xml:space="preserve"> -u mini_app_qr_v</w:t>
-      </w:r>
-      <w:proofErr w:type="gramStart"/>
-      <w:r>
-        <w:rPr>
-          <w:rStyle w:val="CdigoHTML"/>
-          <w:lang w:val="es-BO"/>
-        </w:rPr>
-        <w:t>1.service</w:t>
-      </w:r>
-      <w:proofErr w:type="gramEnd"/>
-      <w:r>
-        <w:rPr>
-          <w:rStyle w:val="CdigoHTML"/>
-          <w:lang w:val="es-BO"/>
-        </w:rPr>
-        <w:t xml:space="preserve"> -n 100 --no-</w:t>
+        <w:t xml:space="preserve"> -u mini_app_qr_v1.service -n 100 --no-</w:t>
       </w:r>
       <w:proofErr w:type="spellStart"/>
       <w:r>
@@ -5228,6 +5134,7 @@
     <w:p>
       <w:pPr>
         <w:rPr>
+          <w:rFonts w:hint="eastAsia"/>
           <w:lang w:val="es-BO"/>
         </w:rPr>
       </w:pPr>
@@ -5235,6 +5142,7 @@
     <w:p>
       <w:pPr>
         <w:rPr>
+          <w:rFonts w:hint="eastAsia"/>
           <w:lang w:val="es-BO"/>
         </w:rPr>
       </w:pPr>
@@ -5367,9 +5275,9 @@
         <w:tblLook w:val="04A0" w:firstRow="1" w:lastRow="0" w:firstColumn="1" w:lastColumn="0" w:noHBand="0" w:noVBand="1"/>
       </w:tblPr>
       <w:tblGrid>
-        <w:gridCol w:w="2310"/>
-        <w:gridCol w:w="4070"/>
-        <w:gridCol w:w="3546"/>
+        <w:gridCol w:w="2382"/>
+        <w:gridCol w:w="4030"/>
+        <w:gridCol w:w="3514"/>
       </w:tblGrid>
       <w:tr>
         <w:tc>
@@ -5486,21 +5394,15 @@
         </w:tc>
       </w:tr>
       <w:tr>
+        <w:trPr>
+          <w:trHeight w:val="1454"/>
+        </w:trPr>
         <w:tc>
           <w:tcPr>
             <w:tcW w:w="0" w:type="auto"/>
-            <w:hideMark/>
           </w:tcPr>
           <w:p>
             <w:pPr>
-              <w:rPr>
-                <w:rFonts w:ascii="Times New Roman" w:eastAsia="Times New Roman" w:hAnsi="Times New Roman" w:cs="Times New Roman"/>
-                <w:sz w:val="24"/>
-                <w:szCs w:val="24"/>
-                <w:lang w:val="es-BO"/>
-              </w:rPr>
-            </w:pPr>
-            <w:r>
               <w:rPr>
                 <w:rFonts w:ascii="Times New Roman" w:eastAsia="Times New Roman" w:hAnsi="Times New Roman" w:cs="Times New Roman"/>
                 <w:b/>
@@ -5509,99 +5411,7 @@
                 <w:szCs w:val="24"/>
                 <w:lang w:val="es-BO"/>
               </w:rPr>
-              <w:t>Las pestañas de control y cámaras no cargan en la computadora del operador</w:t>
-            </w:r>
-          </w:p>
-        </w:tc>
-        <w:tc>
-          <w:tcPr>
-            <w:tcW w:w="0" w:type="auto"/>
-            <w:hideMark/>
-          </w:tcPr>
-          <w:p>
-            <w:pPr>
-              <w:rPr>
-                <w:rFonts w:ascii="Times New Roman" w:eastAsia="Times New Roman" w:hAnsi="Times New Roman" w:cs="Times New Roman"/>
-                <w:sz w:val="24"/>
-                <w:szCs w:val="24"/>
-                <w:lang w:val="es-BO"/>
-              </w:rPr>
             </w:pPr>
-            <w:r>
-              <w:rPr>
-                <w:rFonts w:ascii="Times New Roman" w:eastAsia="Times New Roman" w:hAnsi="Times New Roman" w:cs="Times New Roman"/>
-                <w:sz w:val="24"/>
-                <w:szCs w:val="24"/>
-                <w:lang w:val="es-BO"/>
-              </w:rPr>
-              <w:t xml:space="preserve">Verificar que </w:t>
-            </w:r>
-            <w:proofErr w:type="spellStart"/>
-            <w:r>
-              <w:rPr>
-                <w:rFonts w:ascii="Times New Roman" w:eastAsia="Times New Roman" w:hAnsi="Times New Roman" w:cs="Times New Roman"/>
-                <w:sz w:val="24"/>
-                <w:szCs w:val="24"/>
-                <w:lang w:val="es-BO"/>
-              </w:rPr>
-              <w:t>Tailscale</w:t>
-            </w:r>
-            <w:proofErr w:type="spellEnd"/>
-            <w:r>
-              <w:rPr>
-                <w:rFonts w:ascii="Times New Roman" w:eastAsia="Times New Roman" w:hAnsi="Times New Roman" w:cs="Times New Roman"/>
-                <w:sz w:val="24"/>
-                <w:szCs w:val="24"/>
-                <w:lang w:val="es-BO"/>
-              </w:rPr>
-              <w:t xml:space="preserve"> esté activo en la computadora del operador. Revisar el área de iconos de la barra de tareas y comprobar que </w:t>
-            </w:r>
-            <w:proofErr w:type="spellStart"/>
-            <w:r>
-              <w:rPr>
-                <w:rFonts w:ascii="Times New Roman" w:eastAsia="Times New Roman" w:hAnsi="Times New Roman" w:cs="Times New Roman"/>
-                <w:sz w:val="24"/>
-                <w:szCs w:val="24"/>
-                <w:lang w:val="es-BO"/>
-              </w:rPr>
-              <w:t>Tailscale</w:t>
-            </w:r>
-            <w:proofErr w:type="spellEnd"/>
-            <w:r>
-              <w:rPr>
-                <w:rFonts w:ascii="Times New Roman" w:eastAsia="Times New Roman" w:hAnsi="Times New Roman" w:cs="Times New Roman"/>
-                <w:sz w:val="24"/>
-                <w:szCs w:val="24"/>
-                <w:lang w:val="es-BO"/>
-              </w:rPr>
-              <w:t xml:space="preserve"> esté ejecutándose.</w:t>
-            </w:r>
-          </w:p>
-        </w:tc>
-        <w:tc>
-          <w:tcPr>
-            <w:tcW w:w="0" w:type="auto"/>
-            <w:hideMark/>
-          </w:tcPr>
-          <w:p>
-            <w:pPr>
-              <w:rPr>
-                <w:rFonts w:ascii="Times New Roman" w:eastAsia="Times New Roman" w:hAnsi="Times New Roman" w:cs="Times New Roman"/>
-                <w:sz w:val="24"/>
-                <w:szCs w:val="24"/>
-                <w:lang w:val="es-BO"/>
-              </w:rPr>
-            </w:pPr>
-            <w:r>
-              <w:rPr>
-                <w:rFonts w:ascii="Times New Roman" w:eastAsia="Times New Roman" w:hAnsi="Times New Roman" w:cs="Times New Roman"/>
-                <w:sz w:val="24"/>
-                <w:szCs w:val="24"/>
-                <w:lang w:val="es-BO"/>
-              </w:rPr>
-              <w:t xml:space="preserve">Abrir la aplicación </w:t>
-            </w:r>
-            <w:proofErr w:type="spellStart"/>
             <w:r>
               <w:rPr>
                 <w:rFonts w:ascii="Times New Roman" w:eastAsia="Times New Roman" w:hAnsi="Times New Roman" w:cs="Times New Roman"/>
@@ -5611,17 +5421,487 @@
                 <w:szCs w:val="24"/>
                 <w:lang w:val="es-BO"/>
               </w:rPr>
-              <w:t>Tailscale</w:t>
-            </w:r>
-            <w:proofErr w:type="spellEnd"/>
-            <w:r>
+              <w:t>Las cámaras no se m</w:t>
+            </w:r>
+            <w:r>
+              <w:rPr>
+                <w:rFonts w:ascii="Times New Roman" w:eastAsia="Times New Roman" w:hAnsi="Times New Roman" w:cs="Times New Roman"/>
+                <w:b/>
+                <w:bCs/>
+                <w:sz w:val="24"/>
+                <w:szCs w:val="24"/>
+                <w:lang w:val="es-BO"/>
+              </w:rPr>
+              <w:t>uestran</w:t>
+            </w:r>
+          </w:p>
+        </w:tc>
+        <w:tc>
+          <w:tcPr>
+            <w:tcW w:w="0" w:type="auto"/>
+          </w:tcPr>
+          <w:p>
+            <w:pPr>
+              <w:jc w:val="center"/>
               <w:rPr>
                 <w:rFonts w:ascii="Times New Roman" w:eastAsia="Times New Roman" w:hAnsi="Times New Roman" w:cs="Times New Roman"/>
                 <w:sz w:val="24"/>
                 <w:szCs w:val="24"/>
                 <w:lang w:val="es-BO"/>
               </w:rPr>
-              <w:t xml:space="preserve"> en la computadora. Una vez iniciada y conectada, volver a cargar las pestañas de cámaras y control.</w:t>
+            </w:pPr>
+            <w:r>
+              <w:rPr>
+                <w:rFonts w:ascii="Times New Roman" w:eastAsia="Times New Roman" w:hAnsi="Times New Roman" w:cs="Times New Roman"/>
+                <w:sz w:val="24"/>
+                <w:szCs w:val="24"/>
+                <w:lang w:val="es-BO"/>
+              </w:rPr>
+              <w:t>Verificar en consola</w:t>
+            </w:r>
+            <w:r>
+              <w:rPr>
+                <w:rFonts w:ascii="Times New Roman" w:eastAsia="Times New Roman" w:hAnsi="Times New Roman" w:cs="Times New Roman"/>
+                <w:sz w:val="24"/>
+                <w:szCs w:val="24"/>
+                <w:lang w:val="es-BO"/>
+              </w:rPr>
+              <w:t>:</w:t>
+            </w:r>
+            <w:r>
+              <w:rPr>
+                <w:rFonts w:ascii="Times New Roman" w:eastAsia="Times New Roman" w:hAnsi="Times New Roman" w:cs="Times New Roman"/>
+                <w:sz w:val="24"/>
+                <w:szCs w:val="24"/>
+                <w:lang w:val="es-BO"/>
+              </w:rPr>
+              <w:br/>
+            </w:r>
+            <w:proofErr w:type="spellStart"/>
+            <w:r>
+              <w:rPr>
+                <w:rFonts w:ascii="Courier New" w:eastAsia="Times New Roman" w:hAnsi="Courier New" w:cs="Courier New"/>
+                <w:sz w:val="22"/>
+                <w:lang w:val="es-BO"/>
+              </w:rPr>
+              <w:t>systemctl</w:t>
+            </w:r>
+            <w:proofErr w:type="spellEnd"/>
+            <w:r>
+              <w:rPr>
+                <w:rFonts w:ascii="Courier New" w:eastAsia="Times New Roman" w:hAnsi="Courier New" w:cs="Courier New"/>
+                <w:sz w:val="22"/>
+                <w:lang w:val="es-BO"/>
+              </w:rPr>
+              <w:t xml:space="preserve"> status </w:t>
+            </w:r>
+            <w:proofErr w:type="spellStart"/>
+            <w:r>
+              <w:rPr>
+                <w:rFonts w:ascii="Times New Roman" w:eastAsia="Times New Roman" w:hAnsi="Times New Roman" w:cs="Times New Roman"/>
+                <w:sz w:val="22"/>
+                <w:lang w:val="es-BO"/>
+              </w:rPr>
+              <w:t>botcamera.service</w:t>
+            </w:r>
+            <w:proofErr w:type="spellEnd"/>
+            <w:r>
+              <w:rPr>
+                <w:rFonts w:ascii="Times New Roman" w:eastAsia="Times New Roman" w:hAnsi="Times New Roman" w:cs="Times New Roman"/>
+                <w:sz w:val="22"/>
+                <w:lang w:val="es-BO"/>
+              </w:rPr>
+              <w:t xml:space="preserve">, </w:t>
+            </w:r>
+            <w:r>
+              <w:rPr>
+                <w:rFonts w:ascii="Times New Roman" w:eastAsia="Times New Roman" w:hAnsi="Times New Roman" w:cs="Times New Roman"/>
+                <w:sz w:val="22"/>
+                <w:lang w:val="es-BO"/>
+              </w:rPr>
+              <w:br/>
+            </w:r>
+            <w:r>
+              <w:rPr>
+                <w:rFonts w:ascii="Times New Roman" w:eastAsia="Times New Roman" w:hAnsi="Times New Roman" w:cs="Times New Roman"/>
+                <w:sz w:val="24"/>
+                <w:szCs w:val="24"/>
+                <w:lang w:val="es-BO"/>
+              </w:rPr>
+              <w:t xml:space="preserve">puede que el servicio no esté </w:t>
+            </w:r>
+            <w:proofErr w:type="spellStart"/>
+            <w:r>
+              <w:rPr>
+                <w:rFonts w:ascii="Times New Roman" w:eastAsia="Times New Roman" w:hAnsi="Times New Roman" w:cs="Times New Roman"/>
+                <w:sz w:val="24"/>
+                <w:szCs w:val="24"/>
+                <w:lang w:val="es-BO"/>
+              </w:rPr>
+              <w:t>reconeciendo</w:t>
+            </w:r>
+            <w:proofErr w:type="spellEnd"/>
+            <w:r>
+              <w:rPr>
+                <w:rFonts w:ascii="Courier New" w:eastAsia="Times New Roman" w:hAnsi="Courier New" w:cs="Courier New"/>
+                <w:sz w:val="24"/>
+                <w:szCs w:val="24"/>
+                <w:lang w:val="es-BO"/>
+              </w:rPr>
+              <w:t xml:space="preserve"> </w:t>
+            </w:r>
+            <w:r>
+              <w:rPr>
+                <w:rFonts w:ascii="Times New Roman" w:eastAsia="Times New Roman" w:hAnsi="Times New Roman" w:cs="Times New Roman"/>
+                <w:sz w:val="24"/>
+                <w:szCs w:val="24"/>
+                <w:lang w:val="es-BO"/>
+              </w:rPr>
+              <w:t>a las cámaras</w:t>
+            </w:r>
+          </w:p>
+        </w:tc>
+        <w:tc>
+          <w:tcPr>
+            <w:tcW w:w="0" w:type="auto"/>
+          </w:tcPr>
+          <w:p>
+            <w:pPr>
+              <w:jc w:val="center"/>
+              <w:rPr>
+                <w:rFonts w:ascii="Times New Roman" w:eastAsia="Times New Roman" w:hAnsi="Times New Roman" w:cs="Times New Roman"/>
+                <w:b/>
+                <w:bCs/>
+                <w:sz w:val="24"/>
+                <w:szCs w:val="24"/>
+                <w:lang w:val="es-BO"/>
+              </w:rPr>
+            </w:pPr>
+            <w:r>
+              <w:rPr>
+                <w:rFonts w:ascii="Times New Roman" w:eastAsia="Times New Roman" w:hAnsi="Times New Roman" w:cs="Times New Roman"/>
+                <w:sz w:val="24"/>
+                <w:szCs w:val="24"/>
+                <w:lang w:val="es-BO"/>
+              </w:rPr>
+              <w:t>Reiniciar el servicio:</w:t>
+            </w:r>
+            <w:r>
+              <w:rPr>
+                <w:rFonts w:ascii="Times New Roman" w:eastAsia="Times New Roman" w:hAnsi="Times New Roman" w:cs="Times New Roman"/>
+                <w:b/>
+                <w:bCs/>
+                <w:sz w:val="24"/>
+                <w:szCs w:val="24"/>
+                <w:lang w:val="es-BO"/>
+              </w:rPr>
+              <w:br/>
+            </w:r>
+            <w:proofErr w:type="spellStart"/>
+            <w:r>
+              <w:rPr>
+                <w:rFonts w:ascii="Times New Roman" w:eastAsia="Times New Roman" w:hAnsi="Times New Roman" w:cs="Times New Roman"/>
+                <w:sz w:val="24"/>
+                <w:szCs w:val="24"/>
+                <w:lang w:val="es-BO"/>
+              </w:rPr>
+              <w:t>systemctl</w:t>
+            </w:r>
+            <w:proofErr w:type="spellEnd"/>
+            <w:r>
+              <w:rPr>
+                <w:rFonts w:ascii="Times New Roman" w:eastAsia="Times New Roman" w:hAnsi="Times New Roman" w:cs="Times New Roman"/>
+                <w:sz w:val="24"/>
+                <w:szCs w:val="24"/>
+                <w:lang w:val="es-BO"/>
+              </w:rPr>
+              <w:t xml:space="preserve"> </w:t>
+            </w:r>
+            <w:proofErr w:type="spellStart"/>
+            <w:r>
+              <w:rPr>
+                <w:rFonts w:ascii="Times New Roman" w:eastAsia="Times New Roman" w:hAnsi="Times New Roman" w:cs="Times New Roman"/>
+                <w:sz w:val="24"/>
+                <w:szCs w:val="24"/>
+                <w:lang w:val="es-BO"/>
+              </w:rPr>
+              <w:t>restart</w:t>
+            </w:r>
+            <w:proofErr w:type="spellEnd"/>
+            <w:r>
+              <w:rPr>
+                <w:rFonts w:ascii="Times New Roman" w:eastAsia="Times New Roman" w:hAnsi="Times New Roman" w:cs="Times New Roman"/>
+                <w:sz w:val="24"/>
+                <w:szCs w:val="24"/>
+                <w:lang w:val="es-BO"/>
+              </w:rPr>
+              <w:t xml:space="preserve"> </w:t>
+            </w:r>
+            <w:proofErr w:type="spellStart"/>
+            <w:r>
+              <w:rPr>
+                <w:rFonts w:ascii="Times New Roman" w:eastAsia="Times New Roman" w:hAnsi="Times New Roman" w:cs="Times New Roman"/>
+                <w:sz w:val="24"/>
+                <w:szCs w:val="24"/>
+                <w:lang w:val="es-BO"/>
+              </w:rPr>
+              <w:t>botcamera.service</w:t>
+            </w:r>
+            <w:proofErr w:type="spellEnd"/>
+          </w:p>
+        </w:tc>
+      </w:tr>
+      <w:tr>
+        <w:trPr>
+          <w:trHeight w:val="1454"/>
+        </w:trPr>
+        <w:tc>
+          <w:tcPr>
+            <w:tcW w:w="0" w:type="auto"/>
+          </w:tcPr>
+          <w:p>
+            <w:pPr>
+              <w:rPr>
+                <w:rFonts w:ascii="Times New Roman" w:eastAsia="Times New Roman" w:hAnsi="Times New Roman" w:cs="Times New Roman"/>
+                <w:b/>
+                <w:bCs/>
+                <w:sz w:val="24"/>
+                <w:szCs w:val="24"/>
+                <w:lang w:val="es-BO"/>
+              </w:rPr>
+            </w:pPr>
+            <w:r>
+              <w:rPr>
+                <w:rFonts w:ascii="Times New Roman" w:eastAsia="Times New Roman" w:hAnsi="Times New Roman" w:cs="Times New Roman"/>
+                <w:b/>
+                <w:bCs/>
+                <w:sz w:val="24"/>
+                <w:szCs w:val="24"/>
+                <w:lang w:val="es-BO"/>
+              </w:rPr>
+              <w:t>En la pestaña de control de robot:</w:t>
+            </w:r>
+            <w:r>
+              <w:rPr>
+                <w:rFonts w:ascii="Times New Roman" w:eastAsia="Times New Roman" w:hAnsi="Times New Roman" w:cs="Times New Roman"/>
+                <w:b/>
+                <w:bCs/>
+                <w:sz w:val="24"/>
+                <w:szCs w:val="24"/>
+                <w:lang w:val="es-BO"/>
+              </w:rPr>
+              <w:br/>
+              <w:t>http:[IP]:5000</w:t>
+            </w:r>
+            <w:r>
+              <w:rPr>
+                <w:rFonts w:ascii="Times New Roman" w:eastAsia="Times New Roman" w:hAnsi="Times New Roman" w:cs="Times New Roman"/>
+                <w:b/>
+                <w:bCs/>
+                <w:sz w:val="24"/>
+                <w:szCs w:val="24"/>
+                <w:lang w:val="es-BO"/>
+              </w:rPr>
+              <w:br/>
+              <w:t xml:space="preserve">no se puede tomar el control </w:t>
+            </w:r>
+          </w:p>
+        </w:tc>
+        <w:tc>
+          <w:tcPr>
+            <w:tcW w:w="0" w:type="auto"/>
+          </w:tcPr>
+          <w:p>
+            <w:pPr>
+              <w:jc w:val="center"/>
+              <w:rPr>
+                <w:rFonts w:ascii="Times New Roman" w:eastAsia="Times New Roman" w:hAnsi="Times New Roman" w:cs="Times New Roman"/>
+                <w:sz w:val="24"/>
+                <w:szCs w:val="24"/>
+                <w:lang w:val="es-BO"/>
+              </w:rPr>
+            </w:pPr>
+            <w:r>
+              <w:rPr>
+                <w:rFonts w:ascii="Times New Roman" w:eastAsia="Times New Roman" w:hAnsi="Times New Roman" w:cs="Times New Roman"/>
+                <w:sz w:val="24"/>
+                <w:szCs w:val="24"/>
+                <w:lang w:val="es-BO"/>
+              </w:rPr>
+              <w:t>Verificar si alguien más tiene el control en otro navegador u otra pestaña</w:t>
+            </w:r>
+          </w:p>
+        </w:tc>
+        <w:tc>
+          <w:tcPr>
+            <w:tcW w:w="0" w:type="auto"/>
+          </w:tcPr>
+          <w:p>
+            <w:pPr>
+              <w:jc w:val="center"/>
+              <w:rPr>
+                <w:rFonts w:ascii="Times New Roman" w:eastAsia="Times New Roman" w:hAnsi="Times New Roman" w:cs="Times New Roman"/>
+                <w:sz w:val="24"/>
+                <w:szCs w:val="24"/>
+                <w:lang w:val="es-BO"/>
+              </w:rPr>
+            </w:pPr>
+            <w:r>
+              <w:rPr>
+                <w:rFonts w:ascii="Times New Roman" w:eastAsia="Times New Roman" w:hAnsi="Times New Roman" w:cs="Times New Roman"/>
+                <w:sz w:val="24"/>
+                <w:szCs w:val="24"/>
+                <w:lang w:val="es-BO"/>
+              </w:rPr>
+              <w:t>Quitar el control del otro operador o navegador para poder tomar el control del robot</w:t>
+            </w:r>
+          </w:p>
+        </w:tc>
+      </w:tr>
+      <w:tr>
+        <w:trPr>
+          <w:trHeight w:val="2063"/>
+        </w:trPr>
+        <w:tc>
+          <w:tcPr>
+            <w:tcW w:w="0" w:type="auto"/>
+          </w:tcPr>
+          <w:p>
+            <w:pPr>
+              <w:rPr>
+                <w:rFonts w:ascii="Times New Roman" w:eastAsia="Times New Roman" w:hAnsi="Times New Roman" w:cs="Times New Roman"/>
+                <w:b/>
+                <w:bCs/>
+                <w:sz w:val="24"/>
+                <w:szCs w:val="24"/>
+                <w:lang w:val="es-BO"/>
+              </w:rPr>
+            </w:pPr>
+            <w:r>
+              <w:rPr>
+                <w:rFonts w:ascii="Times New Roman" w:eastAsia="Times New Roman" w:hAnsi="Times New Roman" w:cs="Times New Roman"/>
+                <w:b/>
+                <w:bCs/>
+                <w:sz w:val="24"/>
+                <w:szCs w:val="24"/>
+                <w:lang w:val="es-BO"/>
+              </w:rPr>
+              <w:t>En l</w:t>
+            </w:r>
+            <w:r>
+              <w:rPr>
+                <w:rFonts w:ascii="Times New Roman" w:eastAsia="Times New Roman" w:hAnsi="Times New Roman" w:cs="Times New Roman"/>
+                <w:b/>
+                <w:bCs/>
+                <w:sz w:val="24"/>
+                <w:szCs w:val="24"/>
+                <w:lang w:val="es-BO"/>
+              </w:rPr>
+              <w:t>a pestaña de control de robot:</w:t>
+            </w:r>
+            <w:r>
+              <w:rPr>
+                <w:rFonts w:ascii="Times New Roman" w:eastAsia="Times New Roman" w:hAnsi="Times New Roman" w:cs="Times New Roman"/>
+                <w:b/>
+                <w:bCs/>
+                <w:sz w:val="24"/>
+                <w:szCs w:val="24"/>
+                <w:lang w:val="es-BO"/>
+              </w:rPr>
+              <w:br/>
+              <w:t>http:[IP]:5000</w:t>
+            </w:r>
+            <w:r>
+              <w:rPr>
+                <w:rFonts w:ascii="Times New Roman" w:eastAsia="Times New Roman" w:hAnsi="Times New Roman" w:cs="Times New Roman"/>
+                <w:b/>
+                <w:bCs/>
+                <w:sz w:val="24"/>
+                <w:szCs w:val="24"/>
+                <w:lang w:val="es-BO"/>
+              </w:rPr>
+              <w:t>, al tomar el control, no queda en verde el ícono de la STM32</w:t>
+            </w:r>
+            <w:r>
+              <w:rPr>
+                <w:rFonts w:ascii="Times New Roman" w:eastAsia="Times New Roman" w:hAnsi="Times New Roman" w:cs="Times New Roman"/>
+                <w:b/>
+                <w:bCs/>
+                <w:sz w:val="24"/>
+                <w:szCs w:val="24"/>
+                <w:lang w:val="es-BO"/>
+              </w:rPr>
+              <w:br/>
+            </w:r>
+          </w:p>
+        </w:tc>
+        <w:tc>
+          <w:tcPr>
+            <w:tcW w:w="0" w:type="auto"/>
+          </w:tcPr>
+          <w:p>
+            <w:pPr>
+              <w:jc w:val="center"/>
+              <w:rPr>
+                <w:rFonts w:ascii="Times New Roman" w:eastAsia="Times New Roman" w:hAnsi="Times New Roman" w:cs="Times New Roman"/>
+                <w:sz w:val="24"/>
+                <w:szCs w:val="24"/>
+                <w:lang w:val="es-BO"/>
+              </w:rPr>
+            </w:pPr>
+            <w:r>
+              <w:rPr>
+                <w:rFonts w:ascii="Times New Roman" w:eastAsia="Times New Roman" w:hAnsi="Times New Roman" w:cs="Times New Roman"/>
+                <w:sz w:val="24"/>
+                <w:szCs w:val="24"/>
+                <w:lang w:val="es-BO"/>
+              </w:rPr>
+              <w:t xml:space="preserve">Puede que dentro del robot no esté detectando a la STM32 </w:t>
+            </w:r>
+          </w:p>
+        </w:tc>
+        <w:tc>
+          <w:tcPr>
+            <w:tcW w:w="0" w:type="auto"/>
+          </w:tcPr>
+          <w:p>
+            <w:pPr>
+              <w:jc w:val="center"/>
+              <w:rPr>
+                <w:rFonts w:ascii="Times New Roman" w:eastAsia="Times New Roman" w:hAnsi="Times New Roman" w:cs="Times New Roman"/>
+                <w:sz w:val="24"/>
+                <w:szCs w:val="24"/>
+                <w:lang w:val="es-BO"/>
+              </w:rPr>
+            </w:pPr>
+            <w:r>
+              <w:rPr>
+                <w:rFonts w:ascii="Times New Roman" w:eastAsia="Times New Roman" w:hAnsi="Times New Roman" w:cs="Times New Roman"/>
+                <w:sz w:val="24"/>
+                <w:szCs w:val="24"/>
+                <w:lang w:val="es-BO"/>
+              </w:rPr>
+              <w:t xml:space="preserve">Reiniciar el servicio de </w:t>
+            </w:r>
+            <w:proofErr w:type="spellStart"/>
+            <w:r>
+              <w:rPr>
+                <w:rFonts w:ascii="Times New Roman" w:eastAsia="Times New Roman" w:hAnsi="Times New Roman" w:cs="Times New Roman"/>
+                <w:sz w:val="24"/>
+                <w:szCs w:val="24"/>
+                <w:lang w:val="es-BO"/>
+              </w:rPr>
+              <w:t>serbot-interfaz.service</w:t>
+            </w:r>
+            <w:proofErr w:type="spellEnd"/>
+            <w:r>
+              <w:rPr>
+                <w:rFonts w:ascii="Times New Roman" w:eastAsia="Times New Roman" w:hAnsi="Times New Roman" w:cs="Times New Roman"/>
+                <w:sz w:val="24"/>
+                <w:szCs w:val="24"/>
+                <w:lang w:val="es-BO"/>
+              </w:rPr>
+              <w:t>, o en última instancia, reiniciar el mesero</w:t>
             </w:r>
           </w:p>
         </w:tc>
@@ -5641,7 +5921,6 @@
                 <w:lang w:val="es-BO"/>
               </w:rPr>
             </w:pPr>
-            <w:proofErr w:type="spellStart"/>
             <w:r>
               <w:rPr>
                 <w:rFonts w:ascii="Times New Roman" w:eastAsia="Times New Roman" w:hAnsi="Times New Roman" w:cs="Times New Roman"/>
@@ -5651,19 +5930,7 @@
                 <w:szCs w:val="24"/>
                 <w:lang w:val="es-BO"/>
               </w:rPr>
-              <w:t>Tailscale</w:t>
-            </w:r>
-            <w:proofErr w:type="spellEnd"/>
-            <w:r>
-              <w:rPr>
-                <w:rFonts w:ascii="Times New Roman" w:eastAsia="Times New Roman" w:hAnsi="Times New Roman" w:cs="Times New Roman"/>
-                <w:b/>
-                <w:bCs/>
-                <w:sz w:val="24"/>
-                <w:szCs w:val="24"/>
-                <w:lang w:val="es-BO"/>
-              </w:rPr>
-              <w:t xml:space="preserve"> está activo en la computadora, pero las pestañas siguen sin cargar</w:t>
+              <w:t>Las pestañas de control y cámaras no cargan en la computadora del operador</w:t>
             </w:r>
           </w:p>
         </w:tc>
@@ -5688,21 +5955,9 @@
                 <w:szCs w:val="24"/>
                 <w:lang w:val="es-BO"/>
               </w:rPr>
-              <w:t xml:space="preserve">Verificar primero que </w:t>
+              <w:t xml:space="preserve">Verificar que </w:t>
             </w:r>
             <w:proofErr w:type="spellStart"/>
-            <w:proofErr w:type="gramStart"/>
-            <w:r>
-              <w:rPr>
-                <w:rFonts w:ascii="Courier New" w:eastAsia="Times New Roman" w:hAnsi="Courier New" w:cs="Courier New"/>
-                <w:sz w:val="20"/>
-                <w:szCs w:val="20"/>
-                <w:lang w:val="es-BO"/>
-              </w:rPr>
-              <w:t>botcamera.service</w:t>
-            </w:r>
-            <w:proofErr w:type="spellEnd"/>
-            <w:proofErr w:type="gramEnd"/>
             <w:r>
               <w:rPr>
                 <w:rFonts w:ascii="Times New Roman" w:eastAsia="Times New Roman" w:hAnsi="Times New Roman" w:cs="Times New Roman"/>
@@ -5710,17 +5965,7 @@
                 <w:szCs w:val="24"/>
                 <w:lang w:val="es-BO"/>
               </w:rPr>
-              <w:t xml:space="preserve"> y </w:t>
-            </w:r>
-            <w:proofErr w:type="spellStart"/>
-            <w:r>
-              <w:rPr>
-                <w:rFonts w:ascii="Courier New" w:eastAsia="Times New Roman" w:hAnsi="Courier New" w:cs="Courier New"/>
-                <w:sz w:val="20"/>
-                <w:szCs w:val="20"/>
-                <w:lang w:val="es-BO"/>
-              </w:rPr>
-              <w:t>serbot-interfaz.service</w:t>
+              <w:t>Tailscale</w:t>
             </w:r>
             <w:proofErr w:type="spellEnd"/>
             <w:r>
@@ -5730,7 +5975,7 @@
                 <w:szCs w:val="24"/>
                 <w:lang w:val="es-BO"/>
               </w:rPr>
-              <w:t xml:space="preserve"> estén activos en el Robot Mesero. Si ambos están activos, comprobar la IP </w:t>
+              <w:t xml:space="preserve"> esté activo en la computadora del operador. Revisar el área de iconos de la barra de tareas y comprobar que </w:t>
             </w:r>
             <w:proofErr w:type="spellStart"/>
             <w:r>
@@ -5750,76 +5995,7 @@
                 <w:szCs w:val="24"/>
                 <w:lang w:val="es-BO"/>
               </w:rPr>
-              <w:t xml:space="preserve"> actual mediante </w:t>
-            </w:r>
-            <w:proofErr w:type="spellStart"/>
-            <w:r>
-              <w:rPr>
-                <w:rFonts w:ascii="Courier New" w:eastAsia="Times New Roman" w:hAnsi="Courier New" w:cs="Courier New"/>
-                <w:sz w:val="20"/>
-                <w:szCs w:val="20"/>
-                <w:lang w:val="es-BO"/>
-              </w:rPr>
-              <w:t>tailscale</w:t>
-            </w:r>
-            <w:proofErr w:type="spellEnd"/>
-            <w:r>
-              <w:rPr>
-                <w:rFonts w:ascii="Courier New" w:eastAsia="Times New Roman" w:hAnsi="Courier New" w:cs="Courier New"/>
-                <w:sz w:val="20"/>
-                <w:szCs w:val="20"/>
-                <w:lang w:val="es-BO"/>
-              </w:rPr>
-              <w:t xml:space="preserve"> </w:t>
-            </w:r>
-            <w:proofErr w:type="spellStart"/>
-            <w:r>
-              <w:rPr>
-                <w:rFonts w:ascii="Courier New" w:eastAsia="Times New Roman" w:hAnsi="Courier New" w:cs="Courier New"/>
-                <w:sz w:val="20"/>
-                <w:szCs w:val="20"/>
-                <w:lang w:val="es-BO"/>
-              </w:rPr>
-              <w:t>ip</w:t>
-            </w:r>
-            <w:proofErr w:type="spellEnd"/>
-            <w:r>
-              <w:rPr>
-                <w:rFonts w:ascii="Courier New" w:eastAsia="Times New Roman" w:hAnsi="Courier New" w:cs="Courier New"/>
-                <w:sz w:val="20"/>
-                <w:szCs w:val="20"/>
-                <w:lang w:val="es-BO"/>
-              </w:rPr>
-              <w:t xml:space="preserve"> -4</w:t>
-            </w:r>
-            <w:r>
-              <w:rPr>
-                <w:rFonts w:ascii="Times New Roman" w:eastAsia="Times New Roman" w:hAnsi="Times New Roman" w:cs="Times New Roman"/>
-                <w:sz w:val="24"/>
-                <w:szCs w:val="24"/>
-                <w:lang w:val="es-BO"/>
-              </w:rPr>
-              <w:t xml:space="preserve"> y compararla con las </w:t>
-            </w:r>
-            <w:proofErr w:type="spellStart"/>
-            <w:r>
-              <w:rPr>
-                <w:rFonts w:ascii="Times New Roman" w:eastAsia="Times New Roman" w:hAnsi="Times New Roman" w:cs="Times New Roman"/>
-                <w:sz w:val="24"/>
-                <w:szCs w:val="24"/>
-                <w:lang w:val="es-BO"/>
-              </w:rPr>
-              <w:t>URLs</w:t>
-            </w:r>
-            <w:proofErr w:type="spellEnd"/>
-            <w:r>
-              <w:rPr>
-                <w:rFonts w:ascii="Times New Roman" w:eastAsia="Times New Roman" w:hAnsi="Times New Roman" w:cs="Times New Roman"/>
-                <w:sz w:val="24"/>
-                <w:szCs w:val="24"/>
-                <w:lang w:val="es-BO"/>
-              </w:rPr>
-              <w:t xml:space="preserve"> utilizadas por el operador.</w:t>
+              <w:t xml:space="preserve"> esté ejecutándose.</w:t>
             </w:r>
           </w:p>
         </w:tc>
@@ -5844,9 +6020,21 @@
                 <w:szCs w:val="24"/>
                 <w:lang w:val="es-BO"/>
               </w:rPr>
-              <w:t xml:space="preserve">Iniciar/reiniciar el servicio afectado si está detenido. Si los servicios funcionan, corregir las </w:t>
+              <w:t xml:space="preserve">Abrir la aplicación </w:t>
             </w:r>
             <w:proofErr w:type="spellStart"/>
+            <w:r>
+              <w:rPr>
+                <w:rFonts w:ascii="Times New Roman" w:eastAsia="Times New Roman" w:hAnsi="Times New Roman" w:cs="Times New Roman"/>
+                <w:b/>
+                <w:bCs/>
+                <w:sz w:val="24"/>
+                <w:szCs w:val="24"/>
+                <w:lang w:val="es-BO"/>
+              </w:rPr>
+              <w:t>Tailscale</w:t>
+            </w:r>
+            <w:proofErr w:type="spellEnd"/>
             <w:r>
               <w:rPr>
                 <w:rFonts w:ascii="Times New Roman" w:eastAsia="Times New Roman" w:hAnsi="Times New Roman" w:cs="Times New Roman"/>
@@ -5854,37 +6042,7 @@
                 <w:szCs w:val="24"/>
                 <w:lang w:val="es-BO"/>
               </w:rPr>
-              <w:t>URLs</w:t>
-            </w:r>
-            <w:proofErr w:type="spellEnd"/>
-            <w:r>
-              <w:rPr>
-                <w:rFonts w:ascii="Times New Roman" w:eastAsia="Times New Roman" w:hAnsi="Times New Roman" w:cs="Times New Roman"/>
-                <w:sz w:val="24"/>
-                <w:szCs w:val="24"/>
-                <w:lang w:val="es-BO"/>
-              </w:rPr>
-              <w:t xml:space="preserve"> o configuraciones si la IP </w:t>
-            </w:r>
-            <w:proofErr w:type="spellStart"/>
-            <w:r>
-              <w:rPr>
-                <w:rFonts w:ascii="Times New Roman" w:eastAsia="Times New Roman" w:hAnsi="Times New Roman" w:cs="Times New Roman"/>
-                <w:sz w:val="24"/>
-                <w:szCs w:val="24"/>
-                <w:lang w:val="es-BO"/>
-              </w:rPr>
-              <w:t>Tailscale</w:t>
-            </w:r>
-            <w:proofErr w:type="spellEnd"/>
-            <w:r>
-              <w:rPr>
-                <w:rFonts w:ascii="Times New Roman" w:eastAsia="Times New Roman" w:hAnsi="Times New Roman" w:cs="Times New Roman"/>
-                <w:sz w:val="24"/>
-                <w:szCs w:val="24"/>
-                <w:lang w:val="es-BO"/>
-              </w:rPr>
-              <w:t xml:space="preserve"> no corresponde.</w:t>
+              <w:t xml:space="preserve"> en la computadora. Una vez iniciada y conectada, volver a cargar las pestañas de cámaras y control.</w:t>
             </w:r>
           </w:p>
         </w:tc>
@@ -5904,6 +6062,7 @@
                 <w:lang w:val="es-BO"/>
               </w:rPr>
             </w:pPr>
+            <w:proofErr w:type="spellStart"/>
             <w:r>
               <w:rPr>
                 <w:rFonts w:ascii="Times New Roman" w:eastAsia="Times New Roman" w:hAnsi="Times New Roman" w:cs="Times New Roman"/>
@@ -5913,9 +6072,9 @@
                 <w:szCs w:val="24"/>
                 <w:lang w:val="es-BO"/>
               </w:rPr>
-              <w:t xml:space="preserve">La interfaz web de audios y </w:t>
-            </w:r>
-            <w:proofErr w:type="spellStart"/>
+              <w:t>Tailscale</w:t>
+            </w:r>
+            <w:proofErr w:type="spellEnd"/>
             <w:r>
               <w:rPr>
                 <w:rFonts w:ascii="Times New Roman" w:eastAsia="Times New Roman" w:hAnsi="Times New Roman" w:cs="Times New Roman"/>
@@ -5925,43 +6084,7 @@
                 <w:szCs w:val="24"/>
                 <w:lang w:val="es-BO"/>
               </w:rPr>
-              <w:t>GIFs</w:t>
-            </w:r>
-            <w:proofErr w:type="spellEnd"/>
-            <w:r>
-              <w:rPr>
-                <w:rFonts w:ascii="Times New Roman" w:eastAsia="Times New Roman" w:hAnsi="Times New Roman" w:cs="Times New Roman"/>
-                <w:b/>
-                <w:bCs/>
-                <w:sz w:val="24"/>
-                <w:szCs w:val="24"/>
-                <w:lang w:val="es-BO"/>
-              </w:rPr>
-              <w:t xml:space="preserve"> no se comunica con la aplicación </w:t>
-            </w:r>
-            <w:proofErr w:type="spellStart"/>
-            <w:r>
-              <w:rPr>
-                <w:rFonts w:ascii="Times New Roman" w:eastAsia="Times New Roman" w:hAnsi="Times New Roman" w:cs="Times New Roman"/>
-                <w:b/>
-                <w:bCs/>
-                <w:sz w:val="24"/>
-                <w:szCs w:val="24"/>
-                <w:lang w:val="es-BO"/>
-              </w:rPr>
-              <w:t>Flutter</w:t>
-            </w:r>
-            <w:proofErr w:type="spellEnd"/>
-            <w:r>
-              <w:rPr>
-                <w:rFonts w:ascii="Times New Roman" w:eastAsia="Times New Roman" w:hAnsi="Times New Roman" w:cs="Times New Roman"/>
-                <w:b/>
-                <w:bCs/>
-                <w:sz w:val="24"/>
-                <w:szCs w:val="24"/>
-                <w:lang w:val="es-BO"/>
-              </w:rPr>
-              <w:t xml:space="preserve"> del Robot Mesero</w:t>
+              <w:t xml:space="preserve"> está activo en la computadora, pero las pestañas siguen sin cargar</w:t>
             </w:r>
           </w:p>
         </w:tc>
@@ -5986,9 +6109,19 @@
                 <w:szCs w:val="24"/>
                 <w:lang w:val="es-BO"/>
               </w:rPr>
-              <w:t xml:space="preserve">Verificar que la aplicación </w:t>
+              <w:t xml:space="preserve">Verificar primero que </w:t>
             </w:r>
             <w:proofErr w:type="spellStart"/>
+            <w:r>
+              <w:rPr>
+                <w:rFonts w:ascii="Courier New" w:eastAsia="Times New Roman" w:hAnsi="Courier New" w:cs="Courier New"/>
+                <w:sz w:val="20"/>
+                <w:szCs w:val="20"/>
+                <w:lang w:val="es-BO"/>
+              </w:rPr>
+              <w:t>botcamera.service</w:t>
+            </w:r>
+            <w:proofErr w:type="spellEnd"/>
             <w:r>
               <w:rPr>
                 <w:rFonts w:ascii="Times New Roman" w:eastAsia="Times New Roman" w:hAnsi="Times New Roman" w:cs="Times New Roman"/>
@@ -5996,7 +6129,17 @@
                 <w:szCs w:val="24"/>
                 <w:lang w:val="es-BO"/>
               </w:rPr>
-              <w:t>Flutter</w:t>
+              <w:t xml:space="preserve"> y </w:t>
+            </w:r>
+            <w:proofErr w:type="spellStart"/>
+            <w:r>
+              <w:rPr>
+                <w:rFonts w:ascii="Courier New" w:eastAsia="Times New Roman" w:hAnsi="Courier New" w:cs="Courier New"/>
+                <w:sz w:val="20"/>
+                <w:szCs w:val="20"/>
+                <w:lang w:val="es-BO"/>
+              </w:rPr>
+              <w:t>serbot-interfaz.service</w:t>
             </w:r>
             <w:proofErr w:type="spellEnd"/>
             <w:r>
@@ -6006,8 +6149,29 @@
                 <w:szCs w:val="24"/>
                 <w:lang w:val="es-BO"/>
               </w:rPr>
-              <w:t xml:space="preserve"> esté ejecutándose y que el puerto </w:t>
-            </w:r>
+              <w:t xml:space="preserve"> estén activos en el Robot Mesero. Si ambos están activos, comprobar la IP </w:t>
+            </w:r>
+            <w:proofErr w:type="spellStart"/>
+            <w:r>
+              <w:rPr>
+                <w:rFonts w:ascii="Times New Roman" w:eastAsia="Times New Roman" w:hAnsi="Times New Roman" w:cs="Times New Roman"/>
+                <w:sz w:val="24"/>
+                <w:szCs w:val="24"/>
+                <w:lang w:val="es-BO"/>
+              </w:rPr>
+              <w:t>Tailscale</w:t>
+            </w:r>
+            <w:proofErr w:type="spellEnd"/>
+            <w:r>
+              <w:rPr>
+                <w:rFonts w:ascii="Times New Roman" w:eastAsia="Times New Roman" w:hAnsi="Times New Roman" w:cs="Times New Roman"/>
+                <w:sz w:val="24"/>
+                <w:szCs w:val="24"/>
+                <w:lang w:val="es-BO"/>
+              </w:rPr>
+              <w:t xml:space="preserve"> actual mediante </w:t>
+            </w:r>
+            <w:proofErr w:type="spellStart"/>
             <w:r>
               <w:rPr>
                 <w:rFonts w:ascii="Courier New" w:eastAsia="Times New Roman" w:hAnsi="Courier New" w:cs="Courier New"/>
@@ -6015,7 +6179,37 @@
                 <w:szCs w:val="20"/>
                 <w:lang w:val="es-BO"/>
               </w:rPr>
-              <w:t>5050</w:t>
+              <w:t>tailscale</w:t>
+            </w:r>
+            <w:proofErr w:type="spellEnd"/>
+            <w:r>
+              <w:rPr>
+                <w:rFonts w:ascii="Courier New" w:eastAsia="Times New Roman" w:hAnsi="Courier New" w:cs="Courier New"/>
+                <w:sz w:val="20"/>
+                <w:szCs w:val="20"/>
+                <w:lang w:val="es-BO"/>
+              </w:rPr>
+              <w:t xml:space="preserve"> </w:t>
+            </w:r>
+            <w:proofErr w:type="spellStart"/>
+            <w:r>
+              <w:rPr>
+                <w:rFonts w:ascii="Courier New" w:eastAsia="Times New Roman" w:hAnsi="Courier New" w:cs="Courier New"/>
+                <w:sz w:val="20"/>
+                <w:szCs w:val="20"/>
+                <w:lang w:val="es-BO"/>
+              </w:rPr>
+              <w:t>ip</w:t>
+            </w:r>
+            <w:proofErr w:type="spellEnd"/>
+            <w:r>
+              <w:rPr>
+                <w:rFonts w:ascii="Courier New" w:eastAsia="Times New Roman" w:hAnsi="Courier New" w:cs="Courier New"/>
+                <w:sz w:val="20"/>
+                <w:szCs w:val="20"/>
+                <w:lang w:val="es-BO"/>
+              </w:rPr>
+              <w:t xml:space="preserve"> -4</w:t>
             </w:r>
             <w:r>
               <w:rPr>
@@ -6024,7 +6218,27 @@
                 <w:szCs w:val="24"/>
                 <w:lang w:val="es-BO"/>
               </w:rPr>
-              <w:t xml:space="preserve"> esté disponible. Si funciona localmente, comprobar los permisos del navegador de la computadora del operador para acceder a dispositivos o servicios de la red local.</w:t>
+              <w:t xml:space="preserve"> y compararla con las </w:t>
+            </w:r>
+            <w:proofErr w:type="spellStart"/>
+            <w:r>
+              <w:rPr>
+                <w:rFonts w:ascii="Times New Roman" w:eastAsia="Times New Roman" w:hAnsi="Times New Roman" w:cs="Times New Roman"/>
+                <w:sz w:val="24"/>
+                <w:szCs w:val="24"/>
+                <w:lang w:val="es-BO"/>
+              </w:rPr>
+              <w:t>URLs</w:t>
+            </w:r>
+            <w:proofErr w:type="spellEnd"/>
+            <w:r>
+              <w:rPr>
+                <w:rFonts w:ascii="Times New Roman" w:eastAsia="Times New Roman" w:hAnsi="Times New Roman" w:cs="Times New Roman"/>
+                <w:sz w:val="24"/>
+                <w:szCs w:val="24"/>
+                <w:lang w:val="es-BO"/>
+              </w:rPr>
+              <w:t xml:space="preserve"> utilizadas por el operador.</w:t>
             </w:r>
           </w:p>
         </w:tc>
@@ -6039,6 +6253,7 @@
                 <w:rFonts w:ascii="Times New Roman" w:eastAsia="Times New Roman" w:hAnsi="Times New Roman" w:cs="Times New Roman"/>
                 <w:sz w:val="24"/>
                 <w:szCs w:val="24"/>
+                <w:lang w:val="es-BO"/>
               </w:rPr>
             </w:pPr>
             <w:r>
@@ -6048,19 +6263,9 @@
                 <w:szCs w:val="24"/>
                 <w:lang w:val="es-BO"/>
               </w:rPr>
-              <w:t xml:space="preserve">Habilitar el permiso de </w:t>
-            </w:r>
-            <w:r>
-              <w:rPr>
-                <w:rFonts w:ascii="Times New Roman" w:eastAsia="Times New Roman" w:hAnsi="Times New Roman" w:cs="Times New Roman"/>
-                <w:b/>
-                <w:bCs/>
-                <w:sz w:val="24"/>
-                <w:szCs w:val="24"/>
-                <w:lang w:val="es-BO"/>
-              </w:rPr>
-              <w:t>acceso a la red local</w:t>
-            </w:r>
+              <w:t xml:space="preserve">Iniciar/reiniciar el servicio afectado si está detenido. Si los servicios funcionan, corregir las </w:t>
+            </w:r>
+            <w:proofErr w:type="spellStart"/>
             <w:r>
               <w:rPr>
                 <w:rFonts w:ascii="Times New Roman" w:eastAsia="Times New Roman" w:hAnsi="Times New Roman" w:cs="Times New Roman"/>
@@ -6068,15 +6273,17 @@
                 <w:szCs w:val="24"/>
                 <w:lang w:val="es-BO"/>
               </w:rPr>
-              <w:t xml:space="preserve"> para el sitio de la interfaz web en el navegador y volver a cargar la página. </w:t>
-            </w:r>
+              <w:t>URLs</w:t>
+            </w:r>
+            <w:proofErr w:type="spellEnd"/>
             <w:r>
               <w:rPr>
                 <w:rFonts w:ascii="Times New Roman" w:eastAsia="Times New Roman" w:hAnsi="Times New Roman" w:cs="Times New Roman"/>
                 <w:sz w:val="24"/>
                 <w:szCs w:val="24"/>
-              </w:rPr>
-              <w:t xml:space="preserve">Si </w:t>
+                <w:lang w:val="es-BO"/>
+              </w:rPr>
+              <w:t xml:space="preserve"> o configuraciones si la IP </w:t>
             </w:r>
             <w:proofErr w:type="spellStart"/>
             <w:r>
@@ -6084,8 +6291,9 @@
                 <w:rFonts w:ascii="Times New Roman" w:eastAsia="Times New Roman" w:hAnsi="Times New Roman" w:cs="Times New Roman"/>
                 <w:sz w:val="24"/>
                 <w:szCs w:val="24"/>
-              </w:rPr>
-              <w:t>continúa</w:t>
+                <w:lang w:val="es-BO"/>
+              </w:rPr>
+              <w:t>Tailscale</w:t>
             </w:r>
             <w:proofErr w:type="spellEnd"/>
             <w:r>
@@ -6093,132 +6301,9 @@
                 <w:rFonts w:ascii="Times New Roman" w:eastAsia="Times New Roman" w:hAnsi="Times New Roman" w:cs="Times New Roman"/>
                 <w:sz w:val="24"/>
                 <w:szCs w:val="24"/>
-              </w:rPr>
-              <w:t xml:space="preserve"> </w:t>
-            </w:r>
-            <w:proofErr w:type="spellStart"/>
-            <w:r>
-              <w:rPr>
-                <w:rFonts w:ascii="Times New Roman" w:eastAsia="Times New Roman" w:hAnsi="Times New Roman" w:cs="Times New Roman"/>
-                <w:sz w:val="24"/>
-                <w:szCs w:val="24"/>
-              </w:rPr>
-              <w:t>el</w:t>
-            </w:r>
-            <w:proofErr w:type="spellEnd"/>
-            <w:r>
-              <w:rPr>
-                <w:rFonts w:ascii="Times New Roman" w:eastAsia="Times New Roman" w:hAnsi="Times New Roman" w:cs="Times New Roman"/>
-                <w:sz w:val="24"/>
-                <w:szCs w:val="24"/>
-              </w:rPr>
-              <w:t xml:space="preserve"> </w:t>
-            </w:r>
-            <w:proofErr w:type="spellStart"/>
-            <w:r>
-              <w:rPr>
-                <w:rFonts w:ascii="Times New Roman" w:eastAsia="Times New Roman" w:hAnsi="Times New Roman" w:cs="Times New Roman"/>
-                <w:sz w:val="24"/>
-                <w:szCs w:val="24"/>
-              </w:rPr>
-              <w:t>problema</w:t>
-            </w:r>
-            <w:proofErr w:type="spellEnd"/>
-            <w:r>
-              <w:rPr>
-                <w:rFonts w:ascii="Times New Roman" w:eastAsia="Times New Roman" w:hAnsi="Times New Roman" w:cs="Times New Roman"/>
-                <w:sz w:val="24"/>
-                <w:szCs w:val="24"/>
-              </w:rPr>
-              <w:t xml:space="preserve">, </w:t>
-            </w:r>
-            <w:proofErr w:type="spellStart"/>
-            <w:r>
-              <w:rPr>
-                <w:rFonts w:ascii="Times New Roman" w:eastAsia="Times New Roman" w:hAnsi="Times New Roman" w:cs="Times New Roman"/>
-                <w:sz w:val="24"/>
-                <w:szCs w:val="24"/>
-              </w:rPr>
-              <w:t>verificar</w:t>
-            </w:r>
-            <w:proofErr w:type="spellEnd"/>
-            <w:r>
-              <w:rPr>
-                <w:rFonts w:ascii="Times New Roman" w:eastAsia="Times New Roman" w:hAnsi="Times New Roman" w:cs="Times New Roman"/>
-                <w:sz w:val="24"/>
-                <w:szCs w:val="24"/>
-              </w:rPr>
-              <w:t xml:space="preserve"> </w:t>
-            </w:r>
-            <w:proofErr w:type="spellStart"/>
-            <w:r>
-              <w:rPr>
-                <w:rFonts w:ascii="Times New Roman" w:eastAsia="Times New Roman" w:hAnsi="Times New Roman" w:cs="Times New Roman"/>
-                <w:sz w:val="24"/>
-                <w:szCs w:val="24"/>
-              </w:rPr>
-              <w:t>conectividad</w:t>
-            </w:r>
-            <w:proofErr w:type="spellEnd"/>
-            <w:r>
-              <w:rPr>
-                <w:rFonts w:ascii="Times New Roman" w:eastAsia="Times New Roman" w:hAnsi="Times New Roman" w:cs="Times New Roman"/>
-                <w:sz w:val="24"/>
-                <w:szCs w:val="24"/>
-              </w:rPr>
-              <w:t xml:space="preserve"> con </w:t>
-            </w:r>
-            <w:proofErr w:type="spellStart"/>
-            <w:r>
-              <w:rPr>
-                <w:rFonts w:ascii="Times New Roman" w:eastAsia="Times New Roman" w:hAnsi="Times New Roman" w:cs="Times New Roman"/>
-                <w:sz w:val="24"/>
-                <w:szCs w:val="24"/>
-              </w:rPr>
-              <w:t>el</w:t>
-            </w:r>
-            <w:proofErr w:type="spellEnd"/>
-            <w:r>
-              <w:rPr>
-                <w:rFonts w:ascii="Times New Roman" w:eastAsia="Times New Roman" w:hAnsi="Times New Roman" w:cs="Times New Roman"/>
-                <w:sz w:val="24"/>
-                <w:szCs w:val="24"/>
-              </w:rPr>
-              <w:t xml:space="preserve"> </w:t>
-            </w:r>
-            <w:proofErr w:type="spellStart"/>
-            <w:r>
-              <w:rPr>
-                <w:rFonts w:ascii="Times New Roman" w:eastAsia="Times New Roman" w:hAnsi="Times New Roman" w:cs="Times New Roman"/>
-                <w:sz w:val="24"/>
-                <w:szCs w:val="24"/>
-              </w:rPr>
-              <w:t>puerto</w:t>
-            </w:r>
-            <w:proofErr w:type="spellEnd"/>
-            <w:r>
-              <w:rPr>
-                <w:rFonts w:ascii="Times New Roman" w:eastAsia="Times New Roman" w:hAnsi="Times New Roman" w:cs="Times New Roman"/>
-                <w:sz w:val="24"/>
-                <w:szCs w:val="24"/>
-              </w:rPr>
-              <w:t xml:space="preserve"> </w:t>
-            </w:r>
-            <w:r>
-              <w:rPr>
-                <w:rFonts w:ascii="Courier New" w:eastAsia="Times New Roman" w:hAnsi="Courier New" w:cs="Courier New"/>
-                <w:sz w:val="20"/>
-                <w:szCs w:val="20"/>
-              </w:rPr>
-              <w:t>5050</w:t>
-            </w:r>
-            <w:r>
-              <w:rPr>
-                <w:rFonts w:ascii="Times New Roman" w:eastAsia="Times New Roman" w:hAnsi="Times New Roman" w:cs="Times New Roman"/>
-                <w:sz w:val="24"/>
-                <w:szCs w:val="24"/>
-              </w:rPr>
-              <w:t>.</w:t>
+                <w:lang w:val="es-BO"/>
+              </w:rPr>
+              <w:t xml:space="preserve"> no corresponde.</w:t>
             </w:r>
           </w:p>
         </w:tc>
@@ -6247,7 +6332,55 @@
                 <w:szCs w:val="24"/>
                 <w:lang w:val="es-BO"/>
               </w:rPr>
-              <w:t>Los audios no se escuchan en el Mesero 1</w:t>
+              <w:t xml:space="preserve">La interfaz web de audios y </w:t>
+            </w:r>
+            <w:proofErr w:type="spellStart"/>
+            <w:r>
+              <w:rPr>
+                <w:rFonts w:ascii="Times New Roman" w:eastAsia="Times New Roman" w:hAnsi="Times New Roman" w:cs="Times New Roman"/>
+                <w:b/>
+                <w:bCs/>
+                <w:sz w:val="24"/>
+                <w:szCs w:val="24"/>
+                <w:lang w:val="es-BO"/>
+              </w:rPr>
+              <w:t>GIFs</w:t>
+            </w:r>
+            <w:proofErr w:type="spellEnd"/>
+            <w:r>
+              <w:rPr>
+                <w:rFonts w:ascii="Times New Roman" w:eastAsia="Times New Roman" w:hAnsi="Times New Roman" w:cs="Times New Roman"/>
+                <w:b/>
+                <w:bCs/>
+                <w:sz w:val="24"/>
+                <w:szCs w:val="24"/>
+                <w:lang w:val="es-BO"/>
+              </w:rPr>
+              <w:t xml:space="preserve"> no se comunica con la aplicación </w:t>
+            </w:r>
+            <w:proofErr w:type="spellStart"/>
+            <w:r>
+              <w:rPr>
+                <w:rFonts w:ascii="Times New Roman" w:eastAsia="Times New Roman" w:hAnsi="Times New Roman" w:cs="Times New Roman"/>
+                <w:b/>
+                <w:bCs/>
+                <w:sz w:val="24"/>
+                <w:szCs w:val="24"/>
+                <w:lang w:val="es-BO"/>
+              </w:rPr>
+              <w:t>Flutter</w:t>
+            </w:r>
+            <w:proofErr w:type="spellEnd"/>
+            <w:r>
+              <w:rPr>
+                <w:rFonts w:ascii="Times New Roman" w:eastAsia="Times New Roman" w:hAnsi="Times New Roman" w:cs="Times New Roman"/>
+                <w:b/>
+                <w:bCs/>
+                <w:sz w:val="24"/>
+                <w:szCs w:val="24"/>
+                <w:lang w:val="es-BO"/>
+              </w:rPr>
+              <w:t xml:space="preserve"> del Robot Mesero</w:t>
             </w:r>
           </w:p>
         </w:tc>
@@ -6272,7 +6405,55 @@
                 <w:szCs w:val="24"/>
                 <w:lang w:val="es-BO"/>
               </w:rPr>
-              <w:t>Comprobar la fuente/dispositivo de salida de audio configurado en Ubuntu.</w:t>
+              <w:t xml:space="preserve">Verificar que la aplicación </w:t>
+            </w:r>
+            <w:proofErr w:type="spellStart"/>
+            <w:r>
+              <w:rPr>
+                <w:rFonts w:ascii="Times New Roman" w:eastAsia="Times New Roman" w:hAnsi="Times New Roman" w:cs="Times New Roman"/>
+                <w:sz w:val="24"/>
+                <w:szCs w:val="24"/>
+                <w:lang w:val="es-BO"/>
+              </w:rPr>
+              <w:t>Flutter</w:t>
+            </w:r>
+            <w:proofErr w:type="spellEnd"/>
+            <w:r>
+              <w:rPr>
+                <w:rFonts w:ascii="Times New Roman" w:eastAsia="Times New Roman" w:hAnsi="Times New Roman" w:cs="Times New Roman"/>
+                <w:sz w:val="24"/>
+                <w:szCs w:val="24"/>
+                <w:lang w:val="es-BO"/>
+              </w:rPr>
+              <w:t xml:space="preserve"> esté ejecutándose y que el puerto </w:t>
+            </w:r>
+            <w:r>
+              <w:rPr>
+                <w:rFonts w:ascii="Courier New" w:eastAsia="Times New Roman" w:hAnsi="Courier New" w:cs="Courier New"/>
+                <w:sz w:val="20"/>
+                <w:szCs w:val="20"/>
+                <w:lang w:val="es-BO"/>
+              </w:rPr>
+              <w:t>5050</w:t>
+            </w:r>
+            <w:r>
+              <w:rPr>
+                <w:rFonts w:ascii="Times New Roman" w:eastAsia="Times New Roman" w:hAnsi="Times New Roman" w:cs="Times New Roman"/>
+                <w:sz w:val="24"/>
+                <w:szCs w:val="24"/>
+                <w:lang w:val="es-BO"/>
+              </w:rPr>
+              <w:t xml:space="preserve"> esté disponible. Si funciona localmente, comprobar los permisos del navegador de la computadora del operador para </w:t>
+            </w:r>
+            <w:r>
+              <w:rPr>
+                <w:rFonts w:ascii="Times New Roman" w:eastAsia="Times New Roman" w:hAnsi="Times New Roman" w:cs="Times New Roman"/>
+                <w:sz w:val="24"/>
+                <w:szCs w:val="24"/>
+                <w:lang w:val="es-BO"/>
+              </w:rPr>
+              <w:lastRenderedPageBreak/>
+              <w:t>acceder a dispositivos o servicios de la red local.</w:t>
             </w:r>
           </w:p>
         </w:tc>
@@ -6287,7 +6468,6 @@
                 <w:rFonts w:ascii="Times New Roman" w:eastAsia="Times New Roman" w:hAnsi="Times New Roman" w:cs="Times New Roman"/>
                 <w:sz w:val="24"/>
                 <w:szCs w:val="24"/>
-                <w:lang w:val="es-BO"/>
               </w:rPr>
             </w:pPr>
             <w:r>
@@ -6297,7 +6477,8 @@
                 <w:szCs w:val="24"/>
                 <w:lang w:val="es-BO"/>
               </w:rPr>
-              <w:t xml:space="preserve">Seleccionar </w:t>
+              <w:lastRenderedPageBreak/>
+              <w:t xml:space="preserve">Habilitar el permiso de </w:t>
             </w:r>
             <w:r>
               <w:rPr>
@@ -6308,7 +6489,7 @@
                 <w:szCs w:val="24"/>
                 <w:lang w:val="es-BO"/>
               </w:rPr>
-              <w:t>Speaker</w:t>
+              <w:t>acceso a la red local</w:t>
             </w:r>
             <w:r>
               <w:rPr>
@@ -6317,7 +6498,158 @@
                 <w:szCs w:val="24"/>
                 <w:lang w:val="es-BO"/>
               </w:rPr>
-              <w:t xml:space="preserve"> como dispositivo de salida de audio y volver a reproducir el audio.</w:t>
+              <w:t xml:space="preserve"> para el sitio de la interfaz web en el navegador y volver a cargar la página. </w:t>
+            </w:r>
+            <w:r>
+              <w:rPr>
+                <w:rFonts w:ascii="Times New Roman" w:eastAsia="Times New Roman" w:hAnsi="Times New Roman" w:cs="Times New Roman"/>
+                <w:sz w:val="24"/>
+                <w:szCs w:val="24"/>
+              </w:rPr>
+              <w:t xml:space="preserve">Si </w:t>
+            </w:r>
+            <w:proofErr w:type="spellStart"/>
+            <w:r>
+              <w:rPr>
+                <w:rFonts w:ascii="Times New Roman" w:eastAsia="Times New Roman" w:hAnsi="Times New Roman" w:cs="Times New Roman"/>
+                <w:sz w:val="24"/>
+                <w:szCs w:val="24"/>
+              </w:rPr>
+              <w:lastRenderedPageBreak/>
+              <w:t>continúa</w:t>
+            </w:r>
+            <w:proofErr w:type="spellEnd"/>
+            <w:r>
+              <w:rPr>
+                <w:rFonts w:ascii="Times New Roman" w:eastAsia="Times New Roman" w:hAnsi="Times New Roman" w:cs="Times New Roman"/>
+                <w:sz w:val="24"/>
+                <w:szCs w:val="24"/>
+              </w:rPr>
+              <w:t xml:space="preserve"> </w:t>
+            </w:r>
+            <w:proofErr w:type="spellStart"/>
+            <w:r>
+              <w:rPr>
+                <w:rFonts w:ascii="Times New Roman" w:eastAsia="Times New Roman" w:hAnsi="Times New Roman" w:cs="Times New Roman"/>
+                <w:sz w:val="24"/>
+                <w:szCs w:val="24"/>
+              </w:rPr>
+              <w:t>el</w:t>
+            </w:r>
+            <w:proofErr w:type="spellEnd"/>
+            <w:r>
+              <w:rPr>
+                <w:rFonts w:ascii="Times New Roman" w:eastAsia="Times New Roman" w:hAnsi="Times New Roman" w:cs="Times New Roman"/>
+                <w:sz w:val="24"/>
+                <w:szCs w:val="24"/>
+              </w:rPr>
+              <w:t xml:space="preserve"> </w:t>
+            </w:r>
+            <w:proofErr w:type="spellStart"/>
+            <w:r>
+              <w:rPr>
+                <w:rFonts w:ascii="Times New Roman" w:eastAsia="Times New Roman" w:hAnsi="Times New Roman" w:cs="Times New Roman"/>
+                <w:sz w:val="24"/>
+                <w:szCs w:val="24"/>
+              </w:rPr>
+              <w:t>problema</w:t>
+            </w:r>
+            <w:proofErr w:type="spellEnd"/>
+            <w:r>
+              <w:rPr>
+                <w:rFonts w:ascii="Times New Roman" w:eastAsia="Times New Roman" w:hAnsi="Times New Roman" w:cs="Times New Roman"/>
+                <w:sz w:val="24"/>
+                <w:szCs w:val="24"/>
+              </w:rPr>
+              <w:t xml:space="preserve">, </w:t>
+            </w:r>
+            <w:proofErr w:type="spellStart"/>
+            <w:r>
+              <w:rPr>
+                <w:rFonts w:ascii="Times New Roman" w:eastAsia="Times New Roman" w:hAnsi="Times New Roman" w:cs="Times New Roman"/>
+                <w:sz w:val="24"/>
+                <w:szCs w:val="24"/>
+              </w:rPr>
+              <w:t>verificar</w:t>
+            </w:r>
+            <w:proofErr w:type="spellEnd"/>
+            <w:r>
+              <w:rPr>
+                <w:rFonts w:ascii="Times New Roman" w:eastAsia="Times New Roman" w:hAnsi="Times New Roman" w:cs="Times New Roman"/>
+                <w:sz w:val="24"/>
+                <w:szCs w:val="24"/>
+              </w:rPr>
+              <w:t xml:space="preserve"> </w:t>
+            </w:r>
+            <w:proofErr w:type="spellStart"/>
+            <w:r>
+              <w:rPr>
+                <w:rFonts w:ascii="Times New Roman" w:eastAsia="Times New Roman" w:hAnsi="Times New Roman" w:cs="Times New Roman"/>
+                <w:sz w:val="24"/>
+                <w:szCs w:val="24"/>
+              </w:rPr>
+              <w:t>conectividad</w:t>
+            </w:r>
+            <w:proofErr w:type="spellEnd"/>
+            <w:r>
+              <w:rPr>
+                <w:rFonts w:ascii="Times New Roman" w:eastAsia="Times New Roman" w:hAnsi="Times New Roman" w:cs="Times New Roman"/>
+                <w:sz w:val="24"/>
+                <w:szCs w:val="24"/>
+              </w:rPr>
+              <w:t xml:space="preserve"> con </w:t>
+            </w:r>
+            <w:proofErr w:type="spellStart"/>
+            <w:r>
+              <w:rPr>
+                <w:rFonts w:ascii="Times New Roman" w:eastAsia="Times New Roman" w:hAnsi="Times New Roman" w:cs="Times New Roman"/>
+                <w:sz w:val="24"/>
+                <w:szCs w:val="24"/>
+              </w:rPr>
+              <w:t>el</w:t>
+            </w:r>
+            <w:proofErr w:type="spellEnd"/>
+            <w:r>
+              <w:rPr>
+                <w:rFonts w:ascii="Times New Roman" w:eastAsia="Times New Roman" w:hAnsi="Times New Roman" w:cs="Times New Roman"/>
+                <w:sz w:val="24"/>
+                <w:szCs w:val="24"/>
+              </w:rPr>
+              <w:t xml:space="preserve"> </w:t>
+            </w:r>
+            <w:proofErr w:type="spellStart"/>
+            <w:r>
+              <w:rPr>
+                <w:rFonts w:ascii="Times New Roman" w:eastAsia="Times New Roman" w:hAnsi="Times New Roman" w:cs="Times New Roman"/>
+                <w:sz w:val="24"/>
+                <w:szCs w:val="24"/>
+              </w:rPr>
+              <w:t>puerto</w:t>
+            </w:r>
+            <w:proofErr w:type="spellEnd"/>
+            <w:r>
+              <w:rPr>
+                <w:rFonts w:ascii="Times New Roman" w:eastAsia="Times New Roman" w:hAnsi="Times New Roman" w:cs="Times New Roman"/>
+                <w:sz w:val="24"/>
+                <w:szCs w:val="24"/>
+              </w:rPr>
+              <w:t xml:space="preserve"> </w:t>
+            </w:r>
+            <w:r>
+              <w:rPr>
+                <w:rFonts w:ascii="Courier New" w:eastAsia="Times New Roman" w:hAnsi="Courier New" w:cs="Courier New"/>
+                <w:sz w:val="20"/>
+                <w:szCs w:val="20"/>
+              </w:rPr>
+              <w:t>5050</w:t>
+            </w:r>
+            <w:r>
+              <w:rPr>
+                <w:rFonts w:ascii="Times New Roman" w:eastAsia="Times New Roman" w:hAnsi="Times New Roman" w:cs="Times New Roman"/>
+                <w:sz w:val="24"/>
+                <w:szCs w:val="24"/>
+              </w:rPr>
+              <w:t>.</w:t>
             </w:r>
           </w:p>
         </w:tc>
@@ -6346,7 +6678,7 @@
                 <w:szCs w:val="24"/>
                 <w:lang w:val="es-BO"/>
               </w:rPr>
-              <w:t>La interfaz de control carga, pero el Robot Mesero no responde a WASD</w:t>
+              <w:t>Los audios no se escuchan en el Mesero 1</w:t>
             </w:r>
           </w:p>
         </w:tc>
@@ -6361,6 +6693,7 @@
                 <w:rFonts w:ascii="Times New Roman" w:eastAsia="Times New Roman" w:hAnsi="Times New Roman" w:cs="Times New Roman"/>
                 <w:sz w:val="24"/>
                 <w:szCs w:val="24"/>
+                <w:lang w:val="es-BO"/>
               </w:rPr>
             </w:pPr>
             <w:r>
@@ -6370,143 +6703,7 @@
                 <w:szCs w:val="24"/>
                 <w:lang w:val="es-BO"/>
               </w:rPr>
-              <w:t xml:space="preserve">En la interfaz de control, localizar </w:t>
-            </w:r>
-            <w:r>
-              <w:rPr>
-                <w:rFonts w:ascii="Times New Roman" w:eastAsia="Times New Roman" w:hAnsi="Times New Roman" w:cs="Times New Roman"/>
-                <w:b/>
-                <w:bCs/>
-                <w:sz w:val="24"/>
-                <w:szCs w:val="24"/>
-                <w:lang w:val="es-BO"/>
-              </w:rPr>
-              <w:t>Modo STM32</w:t>
-            </w:r>
-            <w:r>
-              <w:rPr>
-                <w:rFonts w:ascii="Times New Roman" w:eastAsia="Times New Roman" w:hAnsi="Times New Roman" w:cs="Times New Roman"/>
-                <w:sz w:val="24"/>
-                <w:szCs w:val="24"/>
-                <w:lang w:val="es-BO"/>
-              </w:rPr>
-              <w:t xml:space="preserve"> y comprobar el modo actual. </w:t>
-            </w:r>
-            <w:r>
-              <w:rPr>
-                <w:rFonts w:ascii="Times New Roman" w:eastAsia="Times New Roman" w:hAnsi="Times New Roman" w:cs="Times New Roman"/>
-                <w:sz w:val="24"/>
-                <w:szCs w:val="24"/>
-              </w:rPr>
-              <w:t xml:space="preserve">Al </w:t>
-            </w:r>
-            <w:proofErr w:type="spellStart"/>
-            <w:r>
-              <w:rPr>
-                <w:rFonts w:ascii="Times New Roman" w:eastAsia="Times New Roman" w:hAnsi="Times New Roman" w:cs="Times New Roman"/>
-                <w:sz w:val="24"/>
-                <w:szCs w:val="24"/>
-              </w:rPr>
-              <w:t>iniciar</w:t>
-            </w:r>
-            <w:proofErr w:type="spellEnd"/>
-            <w:r>
-              <w:rPr>
-                <w:rFonts w:ascii="Times New Roman" w:eastAsia="Times New Roman" w:hAnsi="Times New Roman" w:cs="Times New Roman"/>
-                <w:sz w:val="24"/>
-                <w:szCs w:val="24"/>
-              </w:rPr>
-              <w:t xml:space="preserve"> la </w:t>
-            </w:r>
-            <w:proofErr w:type="spellStart"/>
-            <w:r>
-              <w:rPr>
-                <w:rFonts w:ascii="Times New Roman" w:eastAsia="Times New Roman" w:hAnsi="Times New Roman" w:cs="Times New Roman"/>
-                <w:sz w:val="24"/>
-                <w:szCs w:val="24"/>
-              </w:rPr>
-              <w:t>interfaz</w:t>
-            </w:r>
-            <w:proofErr w:type="spellEnd"/>
-            <w:r>
-              <w:rPr>
-                <w:rFonts w:ascii="Times New Roman" w:eastAsia="Times New Roman" w:hAnsi="Times New Roman" w:cs="Times New Roman"/>
-                <w:sz w:val="24"/>
-                <w:szCs w:val="24"/>
-              </w:rPr>
-              <w:t xml:space="preserve"> </w:t>
-            </w:r>
-            <w:proofErr w:type="spellStart"/>
-            <w:r>
-              <w:rPr>
-                <w:rFonts w:ascii="Times New Roman" w:eastAsia="Times New Roman" w:hAnsi="Times New Roman" w:cs="Times New Roman"/>
-                <w:sz w:val="24"/>
-                <w:szCs w:val="24"/>
-              </w:rPr>
-              <w:t>puede</w:t>
-            </w:r>
-            <w:proofErr w:type="spellEnd"/>
-            <w:r>
-              <w:rPr>
-                <w:rFonts w:ascii="Times New Roman" w:eastAsia="Times New Roman" w:hAnsi="Times New Roman" w:cs="Times New Roman"/>
-                <w:sz w:val="24"/>
-                <w:szCs w:val="24"/>
-              </w:rPr>
-              <w:t xml:space="preserve"> </w:t>
-            </w:r>
-            <w:proofErr w:type="spellStart"/>
-            <w:r>
-              <w:rPr>
-                <w:rFonts w:ascii="Times New Roman" w:eastAsia="Times New Roman" w:hAnsi="Times New Roman" w:cs="Times New Roman"/>
-                <w:sz w:val="24"/>
-                <w:szCs w:val="24"/>
-              </w:rPr>
-              <w:t>encontrarse</w:t>
-            </w:r>
-            <w:proofErr w:type="spellEnd"/>
-            <w:r>
-              <w:rPr>
-                <w:rFonts w:ascii="Times New Roman" w:eastAsia="Times New Roman" w:hAnsi="Times New Roman" w:cs="Times New Roman"/>
-                <w:sz w:val="24"/>
-                <w:szCs w:val="24"/>
-              </w:rPr>
-              <w:t xml:space="preserve"> </w:t>
-            </w:r>
-            <w:proofErr w:type="spellStart"/>
-            <w:r>
-              <w:rPr>
-                <w:rFonts w:ascii="Times New Roman" w:eastAsia="Times New Roman" w:hAnsi="Times New Roman" w:cs="Times New Roman"/>
-                <w:sz w:val="24"/>
-                <w:szCs w:val="24"/>
-              </w:rPr>
-              <w:t>en</w:t>
-            </w:r>
-            <w:proofErr w:type="spellEnd"/>
-            <w:r>
-              <w:rPr>
-                <w:rFonts w:ascii="Times New Roman" w:eastAsia="Times New Roman" w:hAnsi="Times New Roman" w:cs="Times New Roman"/>
-                <w:sz w:val="24"/>
-                <w:szCs w:val="24"/>
-              </w:rPr>
-              <w:t xml:space="preserve"> </w:t>
-            </w:r>
-            <w:r>
-              <w:rPr>
-                <w:rFonts w:ascii="Times New Roman" w:eastAsia="Times New Roman" w:hAnsi="Times New Roman" w:cs="Times New Roman"/>
-                <w:b/>
-                <w:bCs/>
-                <w:sz w:val="24"/>
-                <w:szCs w:val="24"/>
-              </w:rPr>
-              <w:t>AUTOMÁTICO</w:t>
-            </w:r>
-            <w:r>
-              <w:rPr>
-                <w:rFonts w:ascii="Times New Roman" w:eastAsia="Times New Roman" w:hAnsi="Times New Roman" w:cs="Times New Roman"/>
-                <w:sz w:val="24"/>
-                <w:szCs w:val="24"/>
-              </w:rPr>
-              <w:t>.</w:t>
+              <w:t>Comprobar la fuente/dispositivo de salida de audio configurado en Ubuntu.</w:t>
             </w:r>
           </w:p>
         </w:tc>
@@ -6521,6 +6718,7 @@
                 <w:rFonts w:ascii="Times New Roman" w:eastAsia="Times New Roman" w:hAnsi="Times New Roman" w:cs="Times New Roman"/>
                 <w:sz w:val="24"/>
                 <w:szCs w:val="24"/>
+                <w:lang w:val="es-BO"/>
               </w:rPr>
             </w:pPr>
             <w:r>
@@ -6530,7 +6728,7 @@
                 <w:szCs w:val="24"/>
                 <w:lang w:val="es-BO"/>
               </w:rPr>
-              <w:t xml:space="preserve">Presionar </w:t>
+              <w:t xml:space="preserve">Seleccionar </w:t>
             </w:r>
             <w:r>
               <w:rPr>
@@ -6541,7 +6739,7 @@
                 <w:szCs w:val="24"/>
                 <w:lang w:val="es-BO"/>
               </w:rPr>
-              <w:t>Cambiar modo</w:t>
+              <w:t>Speaker</w:t>
             </w:r>
             <w:r>
               <w:rPr>
@@ -6550,119 +6748,7 @@
                 <w:szCs w:val="24"/>
                 <w:lang w:val="es-BO"/>
               </w:rPr>
-              <w:t xml:space="preserve"> hasta que debajo de </w:t>
-            </w:r>
-            <w:r>
-              <w:rPr>
-                <w:rFonts w:ascii="Times New Roman" w:eastAsia="Times New Roman" w:hAnsi="Times New Roman" w:cs="Times New Roman"/>
-                <w:b/>
-                <w:bCs/>
-                <w:sz w:val="24"/>
-                <w:szCs w:val="24"/>
-                <w:lang w:val="es-BO"/>
-              </w:rPr>
-              <w:t>Modo STM32</w:t>
-            </w:r>
-            <w:r>
-              <w:rPr>
-                <w:rFonts w:ascii="Times New Roman" w:eastAsia="Times New Roman" w:hAnsi="Times New Roman" w:cs="Times New Roman"/>
-                <w:sz w:val="24"/>
-                <w:szCs w:val="24"/>
-                <w:lang w:val="es-BO"/>
-              </w:rPr>
-              <w:t xml:space="preserve"> aparezca </w:t>
-            </w:r>
-            <w:r>
-              <w:rPr>
-                <w:rFonts w:ascii="Times New Roman" w:eastAsia="Times New Roman" w:hAnsi="Times New Roman" w:cs="Times New Roman"/>
-                <w:b/>
-                <w:bCs/>
-                <w:sz w:val="24"/>
-                <w:szCs w:val="24"/>
-                <w:lang w:val="es-BO"/>
-              </w:rPr>
-              <w:t>TELEDIRIGIDO</w:t>
-            </w:r>
-            <w:r>
-              <w:rPr>
-                <w:rFonts w:ascii="Times New Roman" w:eastAsia="Times New Roman" w:hAnsi="Times New Roman" w:cs="Times New Roman"/>
-                <w:sz w:val="24"/>
-                <w:szCs w:val="24"/>
-                <w:lang w:val="es-BO"/>
-              </w:rPr>
-              <w:t xml:space="preserve">. </w:t>
-            </w:r>
-            <w:proofErr w:type="spellStart"/>
-            <w:r>
-              <w:rPr>
-                <w:rFonts w:ascii="Times New Roman" w:eastAsia="Times New Roman" w:hAnsi="Times New Roman" w:cs="Times New Roman"/>
-                <w:sz w:val="24"/>
-                <w:szCs w:val="24"/>
-              </w:rPr>
-              <w:t>Probar</w:t>
-            </w:r>
-            <w:proofErr w:type="spellEnd"/>
-            <w:r>
-              <w:rPr>
-                <w:rFonts w:ascii="Times New Roman" w:eastAsia="Times New Roman" w:hAnsi="Times New Roman" w:cs="Times New Roman"/>
-                <w:sz w:val="24"/>
-                <w:szCs w:val="24"/>
-              </w:rPr>
-              <w:t xml:space="preserve"> </w:t>
-            </w:r>
-            <w:proofErr w:type="spellStart"/>
-            <w:r>
-              <w:rPr>
-                <w:rFonts w:ascii="Times New Roman" w:eastAsia="Times New Roman" w:hAnsi="Times New Roman" w:cs="Times New Roman"/>
-                <w:sz w:val="24"/>
-                <w:szCs w:val="24"/>
-              </w:rPr>
-              <w:t>nuevamente</w:t>
-            </w:r>
-            <w:proofErr w:type="spellEnd"/>
-            <w:r>
-              <w:rPr>
-                <w:rFonts w:ascii="Times New Roman" w:eastAsia="Times New Roman" w:hAnsi="Times New Roman" w:cs="Times New Roman"/>
-                <w:sz w:val="24"/>
-                <w:szCs w:val="24"/>
-              </w:rPr>
-              <w:t xml:space="preserve"> </w:t>
-            </w:r>
-            <w:proofErr w:type="spellStart"/>
-            <w:r>
-              <w:rPr>
-                <w:rFonts w:ascii="Times New Roman" w:eastAsia="Times New Roman" w:hAnsi="Times New Roman" w:cs="Times New Roman"/>
-                <w:sz w:val="24"/>
-                <w:szCs w:val="24"/>
-              </w:rPr>
-              <w:t>el</w:t>
-            </w:r>
-            <w:proofErr w:type="spellEnd"/>
-            <w:r>
-              <w:rPr>
-                <w:rFonts w:ascii="Times New Roman" w:eastAsia="Times New Roman" w:hAnsi="Times New Roman" w:cs="Times New Roman"/>
-                <w:sz w:val="24"/>
-                <w:szCs w:val="24"/>
-              </w:rPr>
-              <w:t xml:space="preserve"> control </w:t>
-            </w:r>
-            <w:proofErr w:type="spellStart"/>
-            <w:r>
-              <w:rPr>
-                <w:rFonts w:ascii="Times New Roman" w:eastAsia="Times New Roman" w:hAnsi="Times New Roman" w:cs="Times New Roman"/>
-                <w:sz w:val="24"/>
-                <w:szCs w:val="24"/>
-              </w:rPr>
-              <w:t>mediante</w:t>
-            </w:r>
-            <w:proofErr w:type="spellEnd"/>
-            <w:r>
-              <w:rPr>
-                <w:rFonts w:ascii="Times New Roman" w:eastAsia="Times New Roman" w:hAnsi="Times New Roman" w:cs="Times New Roman"/>
-                <w:sz w:val="24"/>
-                <w:szCs w:val="24"/>
-              </w:rPr>
-              <w:t xml:space="preserve"> WASD.</w:t>
+              <w:t xml:space="preserve"> como dispositivo de salida de audio y volver a reproducir el audio.</w:t>
             </w:r>
           </w:p>
         </w:tc>
@@ -6691,21 +6777,8 @@
                 <w:szCs w:val="24"/>
                 <w:lang w:val="es-BO"/>
               </w:rPr>
-              <w:t xml:space="preserve">Mesero 2 inicia Ubuntu, pero no obtiene su IP de </w:t>
-            </w:r>
-            <w:proofErr w:type="spellStart"/>
-            <w:r>
-              <w:rPr>
-                <w:rFonts w:ascii="Times New Roman" w:eastAsia="Times New Roman" w:hAnsi="Times New Roman" w:cs="Times New Roman"/>
-                <w:b/>
-                <w:bCs/>
-                <w:sz w:val="24"/>
-                <w:szCs w:val="24"/>
-                <w:lang w:val="es-BO"/>
-              </w:rPr>
-              <w:t>Tailscale</w:t>
-            </w:r>
-            <w:proofErr w:type="spellEnd"/>
+              <w:t>La interfaz de control carga, pero el Robot Mesero no responde a WASD</w:t>
+            </w:r>
           </w:p>
         </w:tc>
         <w:tc>
@@ -6719,7 +6792,6 @@
                 <w:rFonts w:ascii="Times New Roman" w:eastAsia="Times New Roman" w:hAnsi="Times New Roman" w:cs="Times New Roman"/>
                 <w:sz w:val="24"/>
                 <w:szCs w:val="24"/>
-                <w:lang w:val="es-BO"/>
               </w:rPr>
             </w:pPr>
             <w:r>
@@ -6729,39 +6801,19 @@
                 <w:szCs w:val="24"/>
                 <w:lang w:val="es-BO"/>
               </w:rPr>
-              <w:t xml:space="preserve">Ejecutar </w:t>
-            </w:r>
-            <w:proofErr w:type="spellStart"/>
-            <w:r>
-              <w:rPr>
-                <w:rFonts w:ascii="Courier New" w:eastAsia="Times New Roman" w:hAnsi="Courier New" w:cs="Courier New"/>
-                <w:sz w:val="20"/>
-                <w:szCs w:val="20"/>
+              <w:t xml:space="preserve">En la interfaz de control, localizar </w:t>
+            </w:r>
+            <w:r>
+              <w:rPr>
+                <w:rFonts w:ascii="Times New Roman" w:eastAsia="Times New Roman" w:hAnsi="Times New Roman" w:cs="Times New Roman"/>
+                <w:b/>
+                <w:bCs/>
+                <w:sz w:val="24"/>
+                <w:szCs w:val="24"/>
                 <w:lang w:val="es-BO"/>
               </w:rPr>
-              <w:t>tailscale</w:t>
-            </w:r>
-            <w:proofErr w:type="spellEnd"/>
-            <w:r>
-              <w:rPr>
-                <w:rFonts w:ascii="Courier New" w:eastAsia="Times New Roman" w:hAnsi="Courier New" w:cs="Courier New"/>
-                <w:sz w:val="20"/>
-                <w:szCs w:val="20"/>
-                <w:lang w:val="es-BO"/>
-              </w:rPr>
-              <w:t xml:space="preserve"> </w:t>
-            </w:r>
-            <w:proofErr w:type="gramStart"/>
-            <w:r>
-              <w:rPr>
-                <w:rFonts w:ascii="Courier New" w:eastAsia="Times New Roman" w:hAnsi="Courier New" w:cs="Courier New"/>
-                <w:sz w:val="20"/>
-                <w:szCs w:val="20"/>
-                <w:lang w:val="es-BO"/>
-              </w:rPr>
-              <w:t>status</w:t>
-            </w:r>
-            <w:proofErr w:type="gramEnd"/>
+              <w:t>Modo STM32</w:t>
+            </w:r>
             <w:r>
               <w:rPr>
                 <w:rFonts w:ascii="Times New Roman" w:eastAsia="Times New Roman" w:hAnsi="Times New Roman" w:cs="Times New Roman"/>
@@ -6769,123 +6821,121 @@
                 <w:szCs w:val="24"/>
                 <w:lang w:val="es-BO"/>
               </w:rPr>
-              <w:t xml:space="preserve"> y </w:t>
-            </w:r>
-            <w:proofErr w:type="spellStart"/>
-            <w:r>
-              <w:rPr>
-                <w:rFonts w:ascii="Courier New" w:eastAsia="Times New Roman" w:hAnsi="Courier New" w:cs="Courier New"/>
-                <w:sz w:val="20"/>
-                <w:szCs w:val="20"/>
-                <w:lang w:val="es-BO"/>
-              </w:rPr>
-              <w:t>tailscale</w:t>
-            </w:r>
-            <w:proofErr w:type="spellEnd"/>
-            <w:r>
-              <w:rPr>
-                <w:rFonts w:ascii="Courier New" w:eastAsia="Times New Roman" w:hAnsi="Courier New" w:cs="Courier New"/>
-                <w:sz w:val="20"/>
-                <w:szCs w:val="20"/>
-                <w:lang w:val="es-BO"/>
-              </w:rPr>
-              <w:t xml:space="preserve"> </w:t>
-            </w:r>
-            <w:proofErr w:type="spellStart"/>
-            <w:r>
-              <w:rPr>
-                <w:rFonts w:ascii="Courier New" w:eastAsia="Times New Roman" w:hAnsi="Courier New" w:cs="Courier New"/>
-                <w:sz w:val="20"/>
-                <w:szCs w:val="20"/>
-                <w:lang w:val="es-BO"/>
-              </w:rPr>
-              <w:t>ip</w:t>
-            </w:r>
-            <w:proofErr w:type="spellEnd"/>
-            <w:r>
-              <w:rPr>
-                <w:rFonts w:ascii="Courier New" w:eastAsia="Times New Roman" w:hAnsi="Courier New" w:cs="Courier New"/>
-                <w:sz w:val="20"/>
-                <w:szCs w:val="20"/>
-                <w:lang w:val="es-BO"/>
-              </w:rPr>
-              <w:t xml:space="preserve"> -4</w:t>
+              <w:t xml:space="preserve"> y comprobar el modo actual. </w:t>
             </w:r>
             <w:r>
               <w:rPr>
                 <w:rFonts w:ascii="Times New Roman" w:eastAsia="Times New Roman" w:hAnsi="Times New Roman" w:cs="Times New Roman"/>
                 <w:sz w:val="24"/>
                 <w:szCs w:val="24"/>
-                <w:lang w:val="es-BO"/>
-              </w:rPr>
-              <w:t xml:space="preserve">. Si no aparece la IP esperada, comprobar también </w:t>
-            </w:r>
-            <w:r>
-              <w:rPr>
-                <w:rFonts w:ascii="Courier New" w:eastAsia="Times New Roman" w:hAnsi="Courier New" w:cs="Courier New"/>
-                <w:sz w:val="20"/>
-                <w:szCs w:val="20"/>
-                <w:lang w:val="es-BO"/>
-              </w:rPr>
-              <w:t xml:space="preserve">sudo </w:t>
+              </w:rPr>
+              <w:t xml:space="preserve">Al </w:t>
             </w:r>
             <w:proofErr w:type="spellStart"/>
-            <w:r>
-              <w:rPr>
-                <w:rFonts w:ascii="Courier New" w:eastAsia="Times New Roman" w:hAnsi="Courier New" w:cs="Courier New"/>
-                <w:sz w:val="20"/>
-                <w:szCs w:val="20"/>
-                <w:lang w:val="es-BO"/>
-              </w:rPr>
-              <w:t>systemctl</w:t>
-            </w:r>
-            <w:proofErr w:type="spellEnd"/>
-            <w:r>
-              <w:rPr>
-                <w:rFonts w:ascii="Courier New" w:eastAsia="Times New Roman" w:hAnsi="Courier New" w:cs="Courier New"/>
-                <w:sz w:val="20"/>
-                <w:szCs w:val="20"/>
-                <w:lang w:val="es-BO"/>
-              </w:rPr>
-              <w:t xml:space="preserve"> </w:t>
-            </w:r>
-            <w:proofErr w:type="gramStart"/>
-            <w:r>
-              <w:rPr>
-                <w:rFonts w:ascii="Courier New" w:eastAsia="Times New Roman" w:hAnsi="Courier New" w:cs="Courier New"/>
-                <w:sz w:val="20"/>
-                <w:szCs w:val="20"/>
-                <w:lang w:val="es-BO"/>
-              </w:rPr>
-              <w:t>status</w:t>
-            </w:r>
-            <w:proofErr w:type="gramEnd"/>
-            <w:r>
-              <w:rPr>
-                <w:rFonts w:ascii="Courier New" w:eastAsia="Times New Roman" w:hAnsi="Courier New" w:cs="Courier New"/>
-                <w:sz w:val="20"/>
-                <w:szCs w:val="20"/>
-                <w:lang w:val="es-BO"/>
-              </w:rPr>
-              <w:t xml:space="preserve"> </w:t>
-            </w:r>
-            <w:proofErr w:type="spellStart"/>
-            <w:r>
-              <w:rPr>
-                <w:rFonts w:ascii="Courier New" w:eastAsia="Times New Roman" w:hAnsi="Courier New" w:cs="Courier New"/>
-                <w:sz w:val="20"/>
-                <w:szCs w:val="20"/>
-                <w:lang w:val="es-BO"/>
-              </w:rPr>
-              <w:t>tailscaled</w:t>
-            </w:r>
-            <w:proofErr w:type="spellEnd"/>
             <w:r>
               <w:rPr>
                 <w:rFonts w:ascii="Times New Roman" w:eastAsia="Times New Roman" w:hAnsi="Times New Roman" w:cs="Times New Roman"/>
                 <w:sz w:val="24"/>
                 <w:szCs w:val="24"/>
-                <w:lang w:val="es-BO"/>
+              </w:rPr>
+              <w:t>iniciar</w:t>
+            </w:r>
+            <w:proofErr w:type="spellEnd"/>
+            <w:r>
+              <w:rPr>
+                <w:rFonts w:ascii="Times New Roman" w:eastAsia="Times New Roman" w:hAnsi="Times New Roman" w:cs="Times New Roman"/>
+                <w:sz w:val="24"/>
+                <w:szCs w:val="24"/>
+              </w:rPr>
+              <w:t xml:space="preserve"> la </w:t>
+            </w:r>
+            <w:proofErr w:type="spellStart"/>
+            <w:r>
+              <w:rPr>
+                <w:rFonts w:ascii="Times New Roman" w:eastAsia="Times New Roman" w:hAnsi="Times New Roman" w:cs="Times New Roman"/>
+                <w:sz w:val="24"/>
+                <w:szCs w:val="24"/>
+              </w:rPr>
+              <w:t>interfaz</w:t>
+            </w:r>
+            <w:proofErr w:type="spellEnd"/>
+            <w:r>
+              <w:rPr>
+                <w:rFonts w:ascii="Times New Roman" w:eastAsia="Times New Roman" w:hAnsi="Times New Roman" w:cs="Times New Roman"/>
+                <w:sz w:val="24"/>
+                <w:szCs w:val="24"/>
+              </w:rPr>
+              <w:t xml:space="preserve"> </w:t>
+            </w:r>
+            <w:proofErr w:type="spellStart"/>
+            <w:r>
+              <w:rPr>
+                <w:rFonts w:ascii="Times New Roman" w:eastAsia="Times New Roman" w:hAnsi="Times New Roman" w:cs="Times New Roman"/>
+                <w:sz w:val="24"/>
+                <w:szCs w:val="24"/>
+              </w:rPr>
+              <w:t>puede</w:t>
+            </w:r>
+            <w:proofErr w:type="spellEnd"/>
+            <w:r>
+              <w:rPr>
+                <w:rFonts w:ascii="Times New Roman" w:eastAsia="Times New Roman" w:hAnsi="Times New Roman" w:cs="Times New Roman"/>
+                <w:sz w:val="24"/>
+                <w:szCs w:val="24"/>
+              </w:rPr>
+              <w:t xml:space="preserve"> </w:t>
+            </w:r>
+            <w:proofErr w:type="spellStart"/>
+            <w:r>
+              <w:rPr>
+                <w:rFonts w:ascii="Times New Roman" w:eastAsia="Times New Roman" w:hAnsi="Times New Roman" w:cs="Times New Roman"/>
+                <w:sz w:val="24"/>
+                <w:szCs w:val="24"/>
+              </w:rPr>
+              <w:t>encontrarse</w:t>
+            </w:r>
+            <w:proofErr w:type="spellEnd"/>
+            <w:r>
+              <w:rPr>
+                <w:rFonts w:ascii="Times New Roman" w:eastAsia="Times New Roman" w:hAnsi="Times New Roman" w:cs="Times New Roman"/>
+                <w:sz w:val="24"/>
+                <w:szCs w:val="24"/>
+              </w:rPr>
+              <w:t xml:space="preserve"> </w:t>
+            </w:r>
+            <w:proofErr w:type="spellStart"/>
+            <w:r>
+              <w:rPr>
+                <w:rFonts w:ascii="Times New Roman" w:eastAsia="Times New Roman" w:hAnsi="Times New Roman" w:cs="Times New Roman"/>
+                <w:sz w:val="24"/>
+                <w:szCs w:val="24"/>
+              </w:rPr>
+              <w:t>en</w:t>
+            </w:r>
+            <w:proofErr w:type="spellEnd"/>
+            <w:r>
+              <w:rPr>
+                <w:rFonts w:ascii="Times New Roman" w:eastAsia="Times New Roman" w:hAnsi="Times New Roman" w:cs="Times New Roman"/>
+                <w:sz w:val="24"/>
+                <w:szCs w:val="24"/>
+              </w:rPr>
+              <w:t xml:space="preserve"> </w:t>
+            </w:r>
+            <w:r>
+              <w:rPr>
+                <w:rFonts w:ascii="Times New Roman" w:eastAsia="Times New Roman" w:hAnsi="Times New Roman" w:cs="Times New Roman"/>
+                <w:b/>
+                <w:bCs/>
+                <w:sz w:val="24"/>
+                <w:szCs w:val="24"/>
+              </w:rPr>
+              <w:t>AUTOMÁTICO</w:t>
+            </w:r>
+            <w:r>
+              <w:rPr>
+                <w:rFonts w:ascii="Times New Roman" w:eastAsia="Times New Roman" w:hAnsi="Times New Roman" w:cs="Times New Roman"/>
+                <w:sz w:val="24"/>
+                <w:szCs w:val="24"/>
               </w:rPr>
               <w:t>.</w:t>
             </w:r>
@@ -6911,33 +6961,67 @@
                 <w:szCs w:val="24"/>
                 <w:lang w:val="es-BO"/>
               </w:rPr>
-              <w:t xml:space="preserve">Actualmente se ha recuperado el servicio reiniciando el sistema operativo. En algunos casos ha sido necesario realizar hasta dos reinicios. </w:t>
+              <w:t xml:space="preserve">Presionar </w:t>
+            </w:r>
+            <w:r>
+              <w:rPr>
+                <w:rFonts w:ascii="Times New Roman" w:eastAsia="Times New Roman" w:hAnsi="Times New Roman" w:cs="Times New Roman"/>
+                <w:b/>
+                <w:bCs/>
+                <w:sz w:val="24"/>
+                <w:szCs w:val="24"/>
+                <w:lang w:val="es-BO"/>
+              </w:rPr>
+              <w:t>Cambiar modo</w:t>
             </w:r>
             <w:r>
               <w:rPr>
                 <w:rFonts w:ascii="Times New Roman" w:eastAsia="Times New Roman" w:hAnsi="Times New Roman" w:cs="Times New Roman"/>
                 <w:sz w:val="24"/>
                 <w:szCs w:val="24"/>
-              </w:rPr>
-              <w:t xml:space="preserve">Si </w:t>
-            </w:r>
-            <w:proofErr w:type="spellStart"/>
+                <w:lang w:val="es-BO"/>
+              </w:rPr>
+              <w:t xml:space="preserve"> hasta que debajo de </w:t>
+            </w:r>
+            <w:r>
+              <w:rPr>
+                <w:rFonts w:ascii="Times New Roman" w:eastAsia="Times New Roman" w:hAnsi="Times New Roman" w:cs="Times New Roman"/>
+                <w:b/>
+                <w:bCs/>
+                <w:sz w:val="24"/>
+                <w:szCs w:val="24"/>
+                <w:lang w:val="es-BO"/>
+              </w:rPr>
+              <w:t>Modo STM32</w:t>
+            </w:r>
             <w:r>
               <w:rPr>
                 <w:rFonts w:ascii="Times New Roman" w:eastAsia="Times New Roman" w:hAnsi="Times New Roman" w:cs="Times New Roman"/>
                 <w:sz w:val="24"/>
                 <w:szCs w:val="24"/>
-              </w:rPr>
-              <w:t>el</w:t>
-            </w:r>
-            <w:proofErr w:type="spellEnd"/>
+                <w:lang w:val="es-BO"/>
+              </w:rPr>
+              <w:t xml:space="preserve"> aparezca </w:t>
+            </w:r>
+            <w:r>
+              <w:rPr>
+                <w:rFonts w:ascii="Times New Roman" w:eastAsia="Times New Roman" w:hAnsi="Times New Roman" w:cs="Times New Roman"/>
+                <w:b/>
+                <w:bCs/>
+                <w:sz w:val="24"/>
+                <w:szCs w:val="24"/>
+                <w:lang w:val="es-BO"/>
+              </w:rPr>
+              <w:t>TELEDIRIGIDO</w:t>
+            </w:r>
             <w:r>
               <w:rPr>
                 <w:rFonts w:ascii="Times New Roman" w:eastAsia="Times New Roman" w:hAnsi="Times New Roman" w:cs="Times New Roman"/>
                 <w:sz w:val="24"/>
                 <w:szCs w:val="24"/>
-              </w:rPr>
-              <w:t xml:space="preserve"> </w:t>
+                <w:lang w:val="es-BO"/>
+              </w:rPr>
+              <w:t xml:space="preserve">. </w:t>
             </w:r>
             <w:proofErr w:type="spellStart"/>
             <w:r>
@@ -6946,7 +7030,7 @@
                 <w:sz w:val="24"/>
                 <w:szCs w:val="24"/>
               </w:rPr>
-              <w:t>problema</w:t>
+              <w:t>Probar</w:t>
             </w:r>
             <w:proofErr w:type="spellEnd"/>
             <w:r>
@@ -6964,7 +7048,7 @@
                 <w:sz w:val="24"/>
                 <w:szCs w:val="24"/>
               </w:rPr>
-              <w:t>persiste</w:t>
+              <w:t>nuevamente</w:t>
             </w:r>
             <w:proofErr w:type="spellEnd"/>
             <w:r>
@@ -6973,7 +7057,7 @@
                 <w:sz w:val="24"/>
                 <w:szCs w:val="24"/>
               </w:rPr>
-              <w:t xml:space="preserve">, </w:t>
+              <w:t xml:space="preserve"> </w:t>
             </w:r>
             <w:proofErr w:type="spellStart"/>
             <w:r>
@@ -6982,7 +7066,7 @@
                 <w:sz w:val="24"/>
                 <w:szCs w:val="24"/>
               </w:rPr>
-              <w:t>escalar</w:t>
+              <w:t>el</w:t>
             </w:r>
             <w:proofErr w:type="spellEnd"/>
             <w:r>
@@ -6991,7 +7075,7 @@
                 <w:sz w:val="24"/>
                 <w:szCs w:val="24"/>
               </w:rPr>
-              <w:t xml:space="preserve"> para </w:t>
+              <w:t xml:space="preserve"> control </w:t>
             </w:r>
             <w:proofErr w:type="spellStart"/>
             <w:r>
@@ -7000,7 +7084,7 @@
                 <w:sz w:val="24"/>
                 <w:szCs w:val="24"/>
               </w:rPr>
-              <w:t>diagnóstico</w:t>
+              <w:t>mediante</w:t>
             </w:r>
             <w:proofErr w:type="spellEnd"/>
             <w:r>
@@ -7009,25 +7093,7 @@
                 <w:sz w:val="24"/>
                 <w:szCs w:val="24"/>
               </w:rPr>
-              <w:t xml:space="preserve"> de </w:t>
-            </w:r>
-            <w:proofErr w:type="spellStart"/>
-            <w:r>
-              <w:rPr>
-                <w:rFonts w:ascii="Courier New" w:eastAsia="Times New Roman" w:hAnsi="Courier New" w:cs="Courier New"/>
-                <w:sz w:val="20"/>
-                <w:szCs w:val="20"/>
-              </w:rPr>
-              <w:t>tailscaled</w:t>
-            </w:r>
-            <w:proofErr w:type="spellEnd"/>
-            <w:r>
-              <w:rPr>
-                <w:rFonts w:ascii="Times New Roman" w:eastAsia="Times New Roman" w:hAnsi="Times New Roman" w:cs="Times New Roman"/>
-                <w:sz w:val="24"/>
-                <w:szCs w:val="24"/>
-              </w:rPr>
-              <w:t>.</w:t>
+              <w:t xml:space="preserve"> WASD.</w:t>
             </w:r>
           </w:p>
         </w:tc>
@@ -7056,7 +7122,340 @@
                 <w:szCs w:val="24"/>
                 <w:lang w:val="es-BO"/>
               </w:rPr>
-              <w:lastRenderedPageBreak/>
+              <w:t xml:space="preserve">Mesero 2 inicia Ubuntu, pero no obtiene su IP de </w:t>
+            </w:r>
+            <w:proofErr w:type="spellStart"/>
+            <w:r>
+              <w:rPr>
+                <w:rFonts w:ascii="Times New Roman" w:eastAsia="Times New Roman" w:hAnsi="Times New Roman" w:cs="Times New Roman"/>
+                <w:b/>
+                <w:bCs/>
+                <w:sz w:val="24"/>
+                <w:szCs w:val="24"/>
+                <w:lang w:val="es-BO"/>
+              </w:rPr>
+              <w:t>Tailscale</w:t>
+            </w:r>
+            <w:proofErr w:type="spellEnd"/>
+          </w:p>
+        </w:tc>
+        <w:tc>
+          <w:tcPr>
+            <w:tcW w:w="0" w:type="auto"/>
+            <w:hideMark/>
+          </w:tcPr>
+          <w:p>
+            <w:pPr>
+              <w:rPr>
+                <w:rFonts w:ascii="Times New Roman" w:eastAsia="Times New Roman" w:hAnsi="Times New Roman" w:cs="Times New Roman"/>
+                <w:sz w:val="24"/>
+                <w:szCs w:val="24"/>
+                <w:lang w:val="es-BO"/>
+              </w:rPr>
+            </w:pPr>
+            <w:r>
+              <w:rPr>
+                <w:rFonts w:ascii="Times New Roman" w:eastAsia="Times New Roman" w:hAnsi="Times New Roman" w:cs="Times New Roman"/>
+                <w:sz w:val="24"/>
+                <w:szCs w:val="24"/>
+                <w:lang w:val="es-BO"/>
+              </w:rPr>
+              <w:t xml:space="preserve">Ejecutar </w:t>
+            </w:r>
+            <w:proofErr w:type="spellStart"/>
+            <w:r>
+              <w:rPr>
+                <w:rFonts w:ascii="Courier New" w:eastAsia="Times New Roman" w:hAnsi="Courier New" w:cs="Courier New"/>
+                <w:sz w:val="20"/>
+                <w:szCs w:val="20"/>
+                <w:lang w:val="es-BO"/>
+              </w:rPr>
+              <w:t>tailscale</w:t>
+            </w:r>
+            <w:proofErr w:type="spellEnd"/>
+            <w:r>
+              <w:rPr>
+                <w:rFonts w:ascii="Courier New" w:eastAsia="Times New Roman" w:hAnsi="Courier New" w:cs="Courier New"/>
+                <w:sz w:val="20"/>
+                <w:szCs w:val="20"/>
+                <w:lang w:val="es-BO"/>
+              </w:rPr>
+              <w:t xml:space="preserve"> status</w:t>
+            </w:r>
+            <w:r>
+              <w:rPr>
+                <w:rFonts w:ascii="Times New Roman" w:eastAsia="Times New Roman" w:hAnsi="Times New Roman" w:cs="Times New Roman"/>
+                <w:sz w:val="24"/>
+                <w:szCs w:val="24"/>
+                <w:lang w:val="es-BO"/>
+              </w:rPr>
+              <w:t xml:space="preserve"> y </w:t>
+            </w:r>
+            <w:proofErr w:type="spellStart"/>
+            <w:r>
+              <w:rPr>
+                <w:rFonts w:ascii="Courier New" w:eastAsia="Times New Roman" w:hAnsi="Courier New" w:cs="Courier New"/>
+                <w:sz w:val="20"/>
+                <w:szCs w:val="20"/>
+                <w:lang w:val="es-BO"/>
+              </w:rPr>
+              <w:t>tailscale</w:t>
+            </w:r>
+            <w:proofErr w:type="spellEnd"/>
+            <w:r>
+              <w:rPr>
+                <w:rFonts w:ascii="Courier New" w:eastAsia="Times New Roman" w:hAnsi="Courier New" w:cs="Courier New"/>
+                <w:sz w:val="20"/>
+                <w:szCs w:val="20"/>
+                <w:lang w:val="es-BO"/>
+              </w:rPr>
+              <w:t xml:space="preserve"> </w:t>
+            </w:r>
+            <w:proofErr w:type="spellStart"/>
+            <w:r>
+              <w:rPr>
+                <w:rFonts w:ascii="Courier New" w:eastAsia="Times New Roman" w:hAnsi="Courier New" w:cs="Courier New"/>
+                <w:sz w:val="20"/>
+                <w:szCs w:val="20"/>
+                <w:lang w:val="es-BO"/>
+              </w:rPr>
+              <w:t>ip</w:t>
+            </w:r>
+            <w:proofErr w:type="spellEnd"/>
+            <w:r>
+              <w:rPr>
+                <w:rFonts w:ascii="Courier New" w:eastAsia="Times New Roman" w:hAnsi="Courier New" w:cs="Courier New"/>
+                <w:sz w:val="20"/>
+                <w:szCs w:val="20"/>
+                <w:lang w:val="es-BO"/>
+              </w:rPr>
+              <w:t xml:space="preserve"> -4</w:t>
+            </w:r>
+            <w:r>
+              <w:rPr>
+                <w:rFonts w:ascii="Times New Roman" w:eastAsia="Times New Roman" w:hAnsi="Times New Roman" w:cs="Times New Roman"/>
+                <w:sz w:val="24"/>
+                <w:szCs w:val="24"/>
+                <w:lang w:val="es-BO"/>
+              </w:rPr>
+              <w:t xml:space="preserve">. Si no aparece la IP esperada, comprobar también </w:t>
+            </w:r>
+            <w:r>
+              <w:rPr>
+                <w:rFonts w:ascii="Courier New" w:eastAsia="Times New Roman" w:hAnsi="Courier New" w:cs="Courier New"/>
+                <w:sz w:val="20"/>
+                <w:szCs w:val="20"/>
+                <w:lang w:val="es-BO"/>
+              </w:rPr>
+              <w:t xml:space="preserve">sudo </w:t>
+            </w:r>
+            <w:proofErr w:type="spellStart"/>
+            <w:r>
+              <w:rPr>
+                <w:rFonts w:ascii="Courier New" w:eastAsia="Times New Roman" w:hAnsi="Courier New" w:cs="Courier New"/>
+                <w:sz w:val="20"/>
+                <w:szCs w:val="20"/>
+                <w:lang w:val="es-BO"/>
+              </w:rPr>
+              <w:t>systemctl</w:t>
+            </w:r>
+            <w:proofErr w:type="spellEnd"/>
+            <w:r>
+              <w:rPr>
+                <w:rFonts w:ascii="Courier New" w:eastAsia="Times New Roman" w:hAnsi="Courier New" w:cs="Courier New"/>
+                <w:sz w:val="20"/>
+                <w:szCs w:val="20"/>
+                <w:lang w:val="es-BO"/>
+              </w:rPr>
+              <w:t xml:space="preserve"> status </w:t>
+            </w:r>
+            <w:proofErr w:type="spellStart"/>
+            <w:r>
+              <w:rPr>
+                <w:rFonts w:ascii="Courier New" w:eastAsia="Times New Roman" w:hAnsi="Courier New" w:cs="Courier New"/>
+                <w:sz w:val="20"/>
+                <w:szCs w:val="20"/>
+                <w:lang w:val="es-BO"/>
+              </w:rPr>
+              <w:t>tailscaled</w:t>
+            </w:r>
+            <w:proofErr w:type="spellEnd"/>
+            <w:r>
+              <w:rPr>
+                <w:rFonts w:ascii="Times New Roman" w:eastAsia="Times New Roman" w:hAnsi="Times New Roman" w:cs="Times New Roman"/>
+                <w:sz w:val="24"/>
+                <w:szCs w:val="24"/>
+                <w:lang w:val="es-BO"/>
+              </w:rPr>
+              <w:t>.</w:t>
+            </w:r>
+          </w:p>
+        </w:tc>
+        <w:tc>
+          <w:tcPr>
+            <w:tcW w:w="0" w:type="auto"/>
+            <w:hideMark/>
+          </w:tcPr>
+          <w:p>
+            <w:pPr>
+              <w:rPr>
+                <w:rFonts w:ascii="Times New Roman" w:eastAsia="Times New Roman" w:hAnsi="Times New Roman" w:cs="Times New Roman"/>
+                <w:sz w:val="24"/>
+                <w:szCs w:val="24"/>
+              </w:rPr>
+            </w:pPr>
+            <w:r>
+              <w:rPr>
+                <w:rFonts w:ascii="Times New Roman" w:eastAsia="Times New Roman" w:hAnsi="Times New Roman" w:cs="Times New Roman"/>
+                <w:sz w:val="24"/>
+                <w:szCs w:val="24"/>
+                <w:lang w:val="es-BO"/>
+              </w:rPr>
+              <w:t xml:space="preserve">Actualmente se ha recuperado el servicio reiniciando el sistema operativo. En algunos casos ha sido necesario realizar hasta dos reinicios. </w:t>
+            </w:r>
+            <w:r>
+              <w:rPr>
+                <w:rFonts w:ascii="Times New Roman" w:eastAsia="Times New Roman" w:hAnsi="Times New Roman" w:cs="Times New Roman"/>
+                <w:sz w:val="24"/>
+                <w:szCs w:val="24"/>
+              </w:rPr>
+              <w:t xml:space="preserve">Si </w:t>
+            </w:r>
+            <w:proofErr w:type="spellStart"/>
+            <w:r>
+              <w:rPr>
+                <w:rFonts w:ascii="Times New Roman" w:eastAsia="Times New Roman" w:hAnsi="Times New Roman" w:cs="Times New Roman"/>
+                <w:sz w:val="24"/>
+                <w:szCs w:val="24"/>
+              </w:rPr>
+              <w:t>el</w:t>
+            </w:r>
+            <w:proofErr w:type="spellEnd"/>
+            <w:r>
+              <w:rPr>
+                <w:rFonts w:ascii="Times New Roman" w:eastAsia="Times New Roman" w:hAnsi="Times New Roman" w:cs="Times New Roman"/>
+                <w:sz w:val="24"/>
+                <w:szCs w:val="24"/>
+              </w:rPr>
+              <w:t xml:space="preserve"> </w:t>
+            </w:r>
+            <w:proofErr w:type="spellStart"/>
+            <w:r>
+              <w:rPr>
+                <w:rFonts w:ascii="Times New Roman" w:eastAsia="Times New Roman" w:hAnsi="Times New Roman" w:cs="Times New Roman"/>
+                <w:sz w:val="24"/>
+                <w:szCs w:val="24"/>
+              </w:rPr>
+              <w:t>problema</w:t>
+            </w:r>
+            <w:proofErr w:type="spellEnd"/>
+            <w:r>
+              <w:rPr>
+                <w:rFonts w:ascii="Times New Roman" w:eastAsia="Times New Roman" w:hAnsi="Times New Roman" w:cs="Times New Roman"/>
+                <w:sz w:val="24"/>
+                <w:szCs w:val="24"/>
+              </w:rPr>
+              <w:t xml:space="preserve"> </w:t>
+            </w:r>
+            <w:proofErr w:type="spellStart"/>
+            <w:r>
+              <w:rPr>
+                <w:rFonts w:ascii="Times New Roman" w:eastAsia="Times New Roman" w:hAnsi="Times New Roman" w:cs="Times New Roman"/>
+                <w:sz w:val="24"/>
+                <w:szCs w:val="24"/>
+              </w:rPr>
+              <w:t>persiste</w:t>
+            </w:r>
+            <w:proofErr w:type="spellEnd"/>
+            <w:r>
+              <w:rPr>
+                <w:rFonts w:ascii="Times New Roman" w:eastAsia="Times New Roman" w:hAnsi="Times New Roman" w:cs="Times New Roman"/>
+                <w:sz w:val="24"/>
+                <w:szCs w:val="24"/>
+              </w:rPr>
+              <w:t xml:space="preserve">, </w:t>
+            </w:r>
+            <w:proofErr w:type="spellStart"/>
+            <w:r>
+              <w:rPr>
+                <w:rFonts w:ascii="Times New Roman" w:eastAsia="Times New Roman" w:hAnsi="Times New Roman" w:cs="Times New Roman"/>
+                <w:sz w:val="24"/>
+                <w:szCs w:val="24"/>
+              </w:rPr>
+              <w:t>escalar</w:t>
+            </w:r>
+            <w:proofErr w:type="spellEnd"/>
+            <w:r>
+              <w:rPr>
+                <w:rFonts w:ascii="Times New Roman" w:eastAsia="Times New Roman" w:hAnsi="Times New Roman" w:cs="Times New Roman"/>
+                <w:sz w:val="24"/>
+                <w:szCs w:val="24"/>
+              </w:rPr>
+              <w:t xml:space="preserve"> para </w:t>
+            </w:r>
+            <w:proofErr w:type="spellStart"/>
+            <w:r>
+              <w:rPr>
+                <w:rFonts w:ascii="Times New Roman" w:eastAsia="Times New Roman" w:hAnsi="Times New Roman" w:cs="Times New Roman"/>
+                <w:sz w:val="24"/>
+                <w:szCs w:val="24"/>
+              </w:rPr>
+              <w:t>diagnóstico</w:t>
+            </w:r>
+            <w:proofErr w:type="spellEnd"/>
+            <w:r>
+              <w:rPr>
+                <w:rFonts w:ascii="Times New Roman" w:eastAsia="Times New Roman" w:hAnsi="Times New Roman" w:cs="Times New Roman"/>
+                <w:sz w:val="24"/>
+                <w:szCs w:val="24"/>
+              </w:rPr>
+              <w:t xml:space="preserve"> de </w:t>
+            </w:r>
+            <w:proofErr w:type="spellStart"/>
+            <w:r>
+              <w:rPr>
+                <w:rFonts w:ascii="Courier New" w:eastAsia="Times New Roman" w:hAnsi="Courier New" w:cs="Courier New"/>
+                <w:sz w:val="20"/>
+                <w:szCs w:val="20"/>
+              </w:rPr>
+              <w:t>tailscaled</w:t>
+            </w:r>
+            <w:proofErr w:type="spellEnd"/>
+            <w:r>
+              <w:rPr>
+                <w:rFonts w:ascii="Times New Roman" w:eastAsia="Times New Roman" w:hAnsi="Times New Roman" w:cs="Times New Roman"/>
+                <w:sz w:val="24"/>
+                <w:szCs w:val="24"/>
+              </w:rPr>
+              <w:t>.</w:t>
+            </w:r>
+          </w:p>
+        </w:tc>
+      </w:tr>
+      <w:tr>
+        <w:tc>
+          <w:tcPr>
+            <w:tcW w:w="0" w:type="auto"/>
+            <w:hideMark/>
+          </w:tcPr>
+          <w:p>
+            <w:pPr>
+              <w:rPr>
+                <w:rFonts w:ascii="Times New Roman" w:eastAsia="Times New Roman" w:hAnsi="Times New Roman" w:cs="Times New Roman"/>
+                <w:sz w:val="24"/>
+                <w:szCs w:val="24"/>
+                <w:lang w:val="es-BO"/>
+              </w:rPr>
+            </w:pPr>
+            <w:r>
+              <w:rPr>
+                <w:rFonts w:ascii="Times New Roman" w:eastAsia="Times New Roman" w:hAnsi="Times New Roman" w:cs="Times New Roman"/>
+                <w:b/>
+                <w:bCs/>
+                <w:sz w:val="24"/>
+                <w:szCs w:val="24"/>
+                <w:lang w:val="es-BO"/>
+              </w:rPr>
               <w:t xml:space="preserve">Después de reiniciar el Robot Mesero no aparece la aplicación </w:t>
             </w:r>
             <w:r>
